--- a/WerkstattPilot/02_dokumentation/aufgabe_5_implementation/werkstattpilot_aufgabe5_implementation.docx
+++ b/WerkstattPilot/02_dokumentation/aufgabe_5_implementation/werkstattpilot_aufgabe5_implementation.docx
@@ -470,7 +470,7 @@
                 <w:rFonts w:ascii="Arial" w:hAnsi="Arial"/>
                 <w:sz w:val="16"/>
               </w:rPr>
-              <w:t>Version</w:t>
+              <w:t>Status</w:t>
             </w:r>
           </w:p>
         </w:tc>
@@ -478,49 +478,6 @@
           <w:tcPr>
             <w:tcW w:w="5123" w:type="dxa"/>
             <w:shd w:val="clear" w:color="auto" w:fill="EAF3F8"/>
-            <w:vAlign w:val="center"/>
-          </w:tcPr>
-          <w:p>
-            <w:r>
-              <w:rPr>
-                <w:rFonts w:ascii="Arial" w:hAnsi="Arial"/>
-                <w:sz w:val="16"/>
-              </w:rPr>
-              <w:t>1.</w:t>
-            </w:r>
-            <w:r>
-              <w:rPr>
-                <w:rFonts w:ascii="Arial" w:hAnsi="Arial"/>
-                <w:sz w:val="16"/>
-              </w:rPr>
-              <w:t>2</w:t>
-            </w:r>
-          </w:p>
-        </w:tc>
-      </w:tr>
-      <w:tr>
-        <w:trPr>
-          <w:trHeight w:val="513"/>
-          <w:jc w:val="center"/>
-        </w:trPr>
-        <w:tc>
-          <w:tcPr>
-            <w:tcW w:w="5123" w:type="dxa"/>
-            <w:vAlign w:val="center"/>
-          </w:tcPr>
-          <w:p>
-            <w:r>
-              <w:rPr>
-                <w:rFonts w:ascii="Arial" w:hAnsi="Arial"/>
-                <w:sz w:val="16"/>
-              </w:rPr>
-              <w:t>Status</w:t>
-            </w:r>
-          </w:p>
-        </w:tc>
-        <w:tc>
-          <w:tcPr>
-            <w:tcW w:w="5123" w:type="dxa"/>
             <w:vAlign w:val="center"/>
           </w:tcPr>
           <w:p>
@@ -558,7 +515,7 @@
       <w:pPr>
         <w:pStyle w:val="berschrift1"/>
       </w:pPr>
-      <w:bookmarkStart w:id="0" w:name="_Toc231654871"/>
+      <w:bookmarkStart w:id="0" w:name="_Toc231668483"/>
       <w:r>
         <w:rPr>
           <w:color w:val="1F4E79"/>
@@ -590,9 +547,9 @@
         <w:tblLook w:val="04A0" w:firstRow="1" w:lastRow="0" w:firstColumn="1" w:lastColumn="0" w:noHBand="0" w:noVBand="1"/>
       </w:tblPr>
       <w:tblGrid>
-        <w:gridCol w:w="2268"/>
-        <w:gridCol w:w="3969"/>
-        <w:gridCol w:w="4075"/>
+        <w:gridCol w:w="1187"/>
+        <w:gridCol w:w="2977"/>
+        <w:gridCol w:w="6148"/>
       </w:tblGrid>
       <w:tr>
         <w:trPr>
@@ -601,7 +558,7 @@
         </w:trPr>
         <w:tc>
           <w:tcPr>
-            <w:tcW w:w="2268" w:type="dxa"/>
+            <w:tcW w:w="1187" w:type="dxa"/>
             <w:shd w:val="clear" w:color="auto" w:fill="1F4E79"/>
             <w:vAlign w:val="center"/>
           </w:tcPr>
@@ -626,7 +583,7 @@
         </w:tc>
         <w:tc>
           <w:tcPr>
-            <w:tcW w:w="3969" w:type="dxa"/>
+            <w:tcW w:w="2977" w:type="dxa"/>
             <w:shd w:val="clear" w:color="auto" w:fill="1F4E79"/>
             <w:vAlign w:val="center"/>
           </w:tcPr>
@@ -653,7 +610,7 @@
         </w:tc>
         <w:tc>
           <w:tcPr>
-            <w:tcW w:w="4075" w:type="dxa"/>
+            <w:tcW w:w="6148" w:type="dxa"/>
             <w:shd w:val="clear" w:color="auto" w:fill="1F4E79"/>
             <w:vAlign w:val="center"/>
           </w:tcPr>
@@ -686,7 +643,7 @@
         </w:trPr>
         <w:tc>
           <w:tcPr>
-            <w:tcW w:w="2268" w:type="dxa"/>
+            <w:tcW w:w="1187" w:type="dxa"/>
             <w:shd w:val="clear" w:color="auto" w:fill="EAF3F8"/>
             <w:vAlign w:val="center"/>
           </w:tcPr>
@@ -709,7 +666,7 @@
         </w:tc>
         <w:tc>
           <w:tcPr>
-            <w:tcW w:w="3969" w:type="dxa"/>
+            <w:tcW w:w="2977" w:type="dxa"/>
             <w:shd w:val="clear" w:color="auto" w:fill="EAF3F8"/>
             <w:vAlign w:val="center"/>
           </w:tcPr>
@@ -742,7 +699,7 @@
         </w:tc>
         <w:tc>
           <w:tcPr>
-            <w:tcW w:w="4075" w:type="dxa"/>
+            <w:tcW w:w="6148" w:type="dxa"/>
             <w:shd w:val="clear" w:color="auto" w:fill="EAF3F8"/>
             <w:vAlign w:val="center"/>
           </w:tcPr>
@@ -781,7 +738,7 @@
         </w:trPr>
         <w:tc>
           <w:tcPr>
-            <w:tcW w:w="2268" w:type="dxa"/>
+            <w:tcW w:w="1187" w:type="dxa"/>
             <w:vAlign w:val="center"/>
           </w:tcPr>
           <w:p>
@@ -803,7 +760,7 @@
         </w:tc>
         <w:tc>
           <w:tcPr>
-            <w:tcW w:w="3969" w:type="dxa"/>
+            <w:tcW w:w="2977" w:type="dxa"/>
             <w:vAlign w:val="center"/>
           </w:tcPr>
           <w:p>
@@ -835,7 +792,7 @@
         </w:tc>
         <w:tc>
           <w:tcPr>
-            <w:tcW w:w="4075" w:type="dxa"/>
+            <w:tcW w:w="6148" w:type="dxa"/>
             <w:vAlign w:val="center"/>
           </w:tcPr>
           <w:p>
@@ -873,7 +830,7 @@
         </w:trPr>
         <w:tc>
           <w:tcPr>
-            <w:tcW w:w="2268" w:type="dxa"/>
+            <w:tcW w:w="1187" w:type="dxa"/>
             <w:shd w:val="clear" w:color="auto" w:fill="EAF3F8"/>
             <w:vAlign w:val="center"/>
           </w:tcPr>
@@ -896,7 +853,7 @@
         </w:tc>
         <w:tc>
           <w:tcPr>
-            <w:tcW w:w="3969" w:type="dxa"/>
+            <w:tcW w:w="2977" w:type="dxa"/>
             <w:shd w:val="clear" w:color="auto" w:fill="EAF3F8"/>
             <w:vAlign w:val="center"/>
           </w:tcPr>
@@ -929,7 +886,7 @@
         </w:tc>
         <w:tc>
           <w:tcPr>
-            <w:tcW w:w="4075" w:type="dxa"/>
+            <w:tcW w:w="6148" w:type="dxa"/>
             <w:shd w:val="clear" w:color="auto" w:fill="EAF3F8"/>
             <w:vAlign w:val="center"/>
           </w:tcPr>
@@ -968,7 +925,7 @@
         </w:trPr>
         <w:tc>
           <w:tcPr>
-            <w:tcW w:w="2268" w:type="dxa"/>
+            <w:tcW w:w="1187" w:type="dxa"/>
             <w:vAlign w:val="center"/>
           </w:tcPr>
           <w:p>
@@ -990,7 +947,7 @@
         </w:tc>
         <w:tc>
           <w:tcPr>
-            <w:tcW w:w="3969" w:type="dxa"/>
+            <w:tcW w:w="2977" w:type="dxa"/>
             <w:vAlign w:val="center"/>
           </w:tcPr>
           <w:p>
@@ -1012,7 +969,7 @@
         </w:tc>
         <w:tc>
           <w:tcPr>
-            <w:tcW w:w="4075" w:type="dxa"/>
+            <w:tcW w:w="6148" w:type="dxa"/>
             <w:vAlign w:val="center"/>
           </w:tcPr>
           <w:p>
@@ -1050,7 +1007,7 @@
         </w:trPr>
         <w:tc>
           <w:tcPr>
-            <w:tcW w:w="2268" w:type="dxa"/>
+            <w:tcW w:w="1187" w:type="dxa"/>
             <w:shd w:val="clear" w:color="auto" w:fill="EAF3F8"/>
             <w:vAlign w:val="center"/>
           </w:tcPr>
@@ -1073,7 +1030,7 @@
         </w:tc>
         <w:tc>
           <w:tcPr>
-            <w:tcW w:w="3969" w:type="dxa"/>
+            <w:tcW w:w="2977" w:type="dxa"/>
             <w:shd w:val="clear" w:color="auto" w:fill="EAF3F8"/>
             <w:vAlign w:val="center"/>
           </w:tcPr>
@@ -1096,7 +1053,7 @@
         </w:tc>
         <w:tc>
           <w:tcPr>
-            <w:tcW w:w="4075" w:type="dxa"/>
+            <w:tcW w:w="6148" w:type="dxa"/>
             <w:shd w:val="clear" w:color="auto" w:fill="EAF3F8"/>
             <w:vAlign w:val="center"/>
           </w:tcPr>
@@ -1135,7 +1092,7 @@
         </w:trPr>
         <w:tc>
           <w:tcPr>
-            <w:tcW w:w="2268" w:type="dxa"/>
+            <w:tcW w:w="1187" w:type="dxa"/>
             <w:vAlign w:val="center"/>
           </w:tcPr>
           <w:p>
@@ -1157,7 +1114,7 @@
         </w:tc>
         <w:tc>
           <w:tcPr>
-            <w:tcW w:w="3969" w:type="dxa"/>
+            <w:tcW w:w="2977" w:type="dxa"/>
             <w:vAlign w:val="center"/>
           </w:tcPr>
           <w:p>
@@ -1179,7 +1136,7 @@
         </w:tc>
         <w:tc>
           <w:tcPr>
-            <w:tcW w:w="4075" w:type="dxa"/>
+            <w:tcW w:w="6148" w:type="dxa"/>
             <w:vAlign w:val="center"/>
           </w:tcPr>
           <w:p>
@@ -1217,7 +1174,7 @@
         </w:trPr>
         <w:tc>
           <w:tcPr>
-            <w:tcW w:w="2268" w:type="dxa"/>
+            <w:tcW w:w="1187" w:type="dxa"/>
             <w:shd w:val="clear" w:color="auto" w:fill="EAF3F8"/>
             <w:vAlign w:val="center"/>
           </w:tcPr>
@@ -1240,7 +1197,7 @@
         </w:tc>
         <w:tc>
           <w:tcPr>
-            <w:tcW w:w="3969" w:type="dxa"/>
+            <w:tcW w:w="2977" w:type="dxa"/>
             <w:shd w:val="clear" w:color="auto" w:fill="EAF3F8"/>
             <w:vAlign w:val="center"/>
           </w:tcPr>
@@ -1263,26 +1220,52 @@
         </w:tc>
         <w:tc>
           <w:tcPr>
-            <w:tcW w:w="4075" w:type="dxa"/>
+            <w:tcW w:w="6148" w:type="dxa"/>
             <w:shd w:val="clear" w:color="auto" w:fill="EAF3F8"/>
             <w:vAlign w:val="center"/>
           </w:tcPr>
           <w:p>
             <w:pPr>
               <w:rPr>
+                <w:rFonts w:ascii="Arial" w:hAnsi="Arial"/>
+                <w:sz w:val="16"/>
+                <w:lang w:val="de-DE"/>
+              </w:rPr>
+            </w:pPr>
+            <w:r>
+              <w:rPr>
+                <w:rFonts w:ascii="Arial" w:hAnsi="Arial"/>
                 <w:sz w:val="16"/>
                 <w:szCs w:val="24"/>
                 <w:lang w:val="de-DE"/>
               </w:rPr>
-            </w:pPr>
-            <w:r>
-              <w:rPr>
-                <w:rFonts w:ascii="Arial" w:hAnsi="Arial"/>
-                <w:sz w:val="16"/>
-                <w:szCs w:val="24"/>
-                <w:lang w:val="de-DE"/>
-              </w:rPr>
-              <w:t>Kapitel 9, HTML wird später erzeugt</w:t>
+              <w:t xml:space="preserve">Kapitel 9, </w:t>
+            </w:r>
+            <w:r>
+              <w:rPr>
+                <w:rFonts w:ascii="Arial" w:hAnsi="Arial"/>
+                <w:sz w:val="16"/>
+                <w:lang w:val="de-DE"/>
+              </w:rPr>
+              <w:t xml:space="preserve">HTML wurde erzeugt und liegt im Projektordner </w:t>
+            </w:r>
+            <w:proofErr w:type="spellStart"/>
+            <w:r>
+              <w:rPr>
+                <w:rFonts w:ascii="Arial" w:hAnsi="Arial"/>
+                <w:sz w:val="16"/>
+                <w:lang w:val="de-DE"/>
+              </w:rPr>
+              <w:t>javadoc_html</w:t>
+            </w:r>
+            <w:proofErr w:type="spellEnd"/>
+            <w:r>
+              <w:rPr>
+                <w:rFonts w:ascii="Arial" w:hAnsi="Arial"/>
+                <w:sz w:val="16"/>
+                <w:lang w:val="de-DE"/>
+              </w:rPr>
+              <w:t>/index.html</w:t>
             </w:r>
           </w:p>
         </w:tc>
@@ -1294,7 +1277,7 @@
         </w:trPr>
         <w:tc>
           <w:tcPr>
-            <w:tcW w:w="2268" w:type="dxa"/>
+            <w:tcW w:w="1187" w:type="dxa"/>
             <w:vAlign w:val="center"/>
           </w:tcPr>
           <w:p>
@@ -1316,7 +1299,7 @@
         </w:tc>
         <w:tc>
           <w:tcPr>
-            <w:tcW w:w="3969" w:type="dxa"/>
+            <w:tcW w:w="2977" w:type="dxa"/>
             <w:vAlign w:val="center"/>
           </w:tcPr>
           <w:p>
@@ -1340,7 +1323,7 @@
         </w:tc>
         <w:tc>
           <w:tcPr>
-            <w:tcW w:w="4075" w:type="dxa"/>
+            <w:tcW w:w="6148" w:type="dxa"/>
             <w:vAlign w:val="center"/>
           </w:tcPr>
           <w:p>
@@ -1378,7 +1361,7 @@
         </w:trPr>
         <w:tc>
           <w:tcPr>
-            <w:tcW w:w="2268" w:type="dxa"/>
+            <w:tcW w:w="1187" w:type="dxa"/>
             <w:shd w:val="clear" w:color="auto" w:fill="EAF3F8"/>
             <w:vAlign w:val="center"/>
           </w:tcPr>
@@ -1401,7 +1384,7 @@
         </w:tc>
         <w:tc>
           <w:tcPr>
-            <w:tcW w:w="3969" w:type="dxa"/>
+            <w:tcW w:w="2977" w:type="dxa"/>
             <w:shd w:val="clear" w:color="auto" w:fill="EAF3F8"/>
             <w:vAlign w:val="center"/>
           </w:tcPr>
@@ -1426,7 +1409,7 @@
         </w:tc>
         <w:tc>
           <w:tcPr>
-            <w:tcW w:w="4075" w:type="dxa"/>
+            <w:tcW w:w="6148" w:type="dxa"/>
             <w:shd w:val="clear" w:color="auto" w:fill="EAF3F8"/>
             <w:vAlign w:val="center"/>
           </w:tcPr>
@@ -1465,7 +1448,7 @@
         </w:trPr>
         <w:tc>
           <w:tcPr>
-            <w:tcW w:w="2268" w:type="dxa"/>
+            <w:tcW w:w="1187" w:type="dxa"/>
             <w:vAlign w:val="center"/>
           </w:tcPr>
           <w:p>
@@ -1487,7 +1470,7 @@
         </w:tc>
         <w:tc>
           <w:tcPr>
-            <w:tcW w:w="3969" w:type="dxa"/>
+            <w:tcW w:w="2977" w:type="dxa"/>
             <w:vAlign w:val="center"/>
           </w:tcPr>
           <w:p>
@@ -1511,7 +1494,7 @@
         </w:tc>
         <w:tc>
           <w:tcPr>
-            <w:tcW w:w="4075" w:type="dxa"/>
+            <w:tcW w:w="6148" w:type="dxa"/>
             <w:vAlign w:val="center"/>
           </w:tcPr>
           <w:p>
@@ -1549,7 +1532,7 @@
         </w:trPr>
         <w:tc>
           <w:tcPr>
-            <w:tcW w:w="2268" w:type="dxa"/>
+            <w:tcW w:w="1187" w:type="dxa"/>
             <w:shd w:val="clear" w:color="auto" w:fill="EAF3F8"/>
             <w:vAlign w:val="center"/>
           </w:tcPr>
@@ -1572,7 +1555,7 @@
         </w:tc>
         <w:tc>
           <w:tcPr>
-            <w:tcW w:w="3969" w:type="dxa"/>
+            <w:tcW w:w="2977" w:type="dxa"/>
             <w:shd w:val="clear" w:color="auto" w:fill="EAF3F8"/>
             <w:vAlign w:val="center"/>
           </w:tcPr>
@@ -1597,7 +1580,7 @@
         </w:tc>
         <w:tc>
           <w:tcPr>
-            <w:tcW w:w="4075" w:type="dxa"/>
+            <w:tcW w:w="6148" w:type="dxa"/>
             <w:shd w:val="clear" w:color="auto" w:fill="EAF3F8"/>
             <w:vAlign w:val="center"/>
           </w:tcPr>
@@ -1625,416 +1608,6 @@
                 <w:szCs w:val="24"/>
               </w:rPr>
               <w:t xml:space="preserve"> und Code</w:t>
-            </w:r>
-          </w:p>
-        </w:tc>
-      </w:tr>
-    </w:tbl>
-    <w:p>
-      <w:pPr>
-        <w:pStyle w:val="berschrift1"/>
-      </w:pPr>
-      <w:bookmarkStart w:id="1" w:name="_Toc231654872"/>
-      <w:r>
-        <w:rPr>
-          <w:color w:val="1F4E79"/>
-        </w:rPr>
-        <w:t xml:space="preserve">0.2 </w:t>
-      </w:r>
-      <w:r>
-        <w:rPr>
-          <w:color w:val="1F4E79"/>
-        </w:rPr>
-        <w:t>Dokumentstatus</w:t>
-      </w:r>
-      <w:bookmarkEnd w:id="1"/>
-    </w:p>
-    <w:tbl>
-      <w:tblPr>
-        <w:tblStyle w:val="Tabellenraster"/>
-        <w:tblW w:w="0" w:type="auto"/>
-        <w:jc w:val="center"/>
-        <w:tblLook w:val="04A0" w:firstRow="1" w:lastRow="0" w:firstColumn="1" w:lastColumn="0" w:noHBand="0" w:noVBand="1"/>
-      </w:tblPr>
-      <w:tblGrid>
-        <w:gridCol w:w="803"/>
-        <w:gridCol w:w="1121"/>
-        <w:gridCol w:w="6675"/>
-        <w:gridCol w:w="1768"/>
-      </w:tblGrid>
-      <w:tr>
-        <w:trPr>
-          <w:trHeight w:val="278"/>
-          <w:jc w:val="center"/>
-        </w:trPr>
-        <w:tc>
-          <w:tcPr>
-            <w:tcW w:w="803" w:type="dxa"/>
-            <w:shd w:val="clear" w:color="auto" w:fill="1F4E79"/>
-            <w:vAlign w:val="center"/>
-          </w:tcPr>
-          <w:p>
-            <w:r>
-              <w:rPr>
-                <w:rFonts w:ascii="Arial" w:hAnsi="Arial"/>
-                <w:b/>
-                <w:color w:val="FFFFFF"/>
-                <w:sz w:val="16"/>
-              </w:rPr>
-              <w:t>Version</w:t>
-            </w:r>
-          </w:p>
-        </w:tc>
-        <w:tc>
-          <w:tcPr>
-            <w:tcW w:w="1121" w:type="dxa"/>
-            <w:shd w:val="clear" w:color="auto" w:fill="1F4E79"/>
-            <w:vAlign w:val="center"/>
-          </w:tcPr>
-          <w:p>
-            <w:r>
-              <w:rPr>
-                <w:rFonts w:ascii="Arial" w:hAnsi="Arial"/>
-                <w:b/>
-                <w:color w:val="FFFFFF"/>
-                <w:sz w:val="16"/>
-              </w:rPr>
-              <w:t>Datum</w:t>
-            </w:r>
-          </w:p>
-        </w:tc>
-        <w:tc>
-          <w:tcPr>
-            <w:tcW w:w="6675" w:type="dxa"/>
-            <w:shd w:val="clear" w:color="auto" w:fill="1F4E79"/>
-            <w:vAlign w:val="center"/>
-          </w:tcPr>
-          <w:p>
-            <w:proofErr w:type="spellStart"/>
-            <w:r>
-              <w:rPr>
-                <w:rFonts w:ascii="Arial" w:hAnsi="Arial"/>
-                <w:b/>
-                <w:color w:val="FFFFFF"/>
-                <w:sz w:val="16"/>
-              </w:rPr>
-              <w:t>Änderung</w:t>
-            </w:r>
-            <w:proofErr w:type="spellEnd"/>
-          </w:p>
-        </w:tc>
-        <w:tc>
-          <w:tcPr>
-            <w:tcW w:w="1768" w:type="dxa"/>
-            <w:shd w:val="clear" w:color="auto" w:fill="1F4E79"/>
-            <w:vAlign w:val="center"/>
-          </w:tcPr>
-          <w:p>
-            <w:proofErr w:type="spellStart"/>
-            <w:r>
-              <w:rPr>
-                <w:rFonts w:ascii="Arial" w:hAnsi="Arial"/>
-                <w:b/>
-                <w:color w:val="FFFFFF"/>
-                <w:sz w:val="16"/>
-              </w:rPr>
-              <w:t>Verantwortlich</w:t>
-            </w:r>
-            <w:proofErr w:type="spellEnd"/>
-          </w:p>
-        </w:tc>
-      </w:tr>
-      <w:tr>
-        <w:trPr>
-          <w:trHeight w:val="573"/>
-          <w:jc w:val="center"/>
-        </w:trPr>
-        <w:tc>
-          <w:tcPr>
-            <w:tcW w:w="803" w:type="dxa"/>
-            <w:shd w:val="clear" w:color="auto" w:fill="EAF3F8"/>
-            <w:vAlign w:val="center"/>
-          </w:tcPr>
-          <w:p>
-            <w:r>
-              <w:rPr>
-                <w:rFonts w:ascii="Arial" w:hAnsi="Arial"/>
-                <w:sz w:val="16"/>
-              </w:rPr>
-              <w:t>1.0</w:t>
-            </w:r>
-          </w:p>
-        </w:tc>
-        <w:tc>
-          <w:tcPr>
-            <w:tcW w:w="1121" w:type="dxa"/>
-            <w:shd w:val="clear" w:color="auto" w:fill="EAF3F8"/>
-            <w:vAlign w:val="center"/>
-          </w:tcPr>
-          <w:p>
-            <w:r>
-              <w:rPr>
-                <w:rFonts w:ascii="Arial" w:hAnsi="Arial"/>
-                <w:sz w:val="16"/>
-              </w:rPr>
-              <w:t>0</w:t>
-            </w:r>
-            <w:r>
-              <w:rPr>
-                <w:rFonts w:ascii="Arial" w:hAnsi="Arial"/>
-                <w:sz w:val="16"/>
-              </w:rPr>
-              <w:t>4</w:t>
-            </w:r>
-            <w:r>
-              <w:rPr>
-                <w:rFonts w:ascii="Arial" w:hAnsi="Arial"/>
-                <w:sz w:val="16"/>
-              </w:rPr>
-              <w:t>.06.2026</w:t>
-            </w:r>
-          </w:p>
-        </w:tc>
-        <w:tc>
-          <w:tcPr>
-            <w:tcW w:w="6675" w:type="dxa"/>
-            <w:shd w:val="clear" w:color="auto" w:fill="EAF3F8"/>
-            <w:vAlign w:val="center"/>
-          </w:tcPr>
-          <w:p>
-            <w:r>
-              <w:rPr>
-                <w:rFonts w:ascii="Arial" w:hAnsi="Arial"/>
-                <w:sz w:val="16"/>
-              </w:rPr>
-              <w:t>Erste Dokumentation Aufgabe 5 erstellt.</w:t>
-            </w:r>
-          </w:p>
-        </w:tc>
-        <w:tc>
-          <w:tcPr>
-            <w:tcW w:w="1768" w:type="dxa"/>
-            <w:shd w:val="clear" w:color="auto" w:fill="EAF3F8"/>
-            <w:vAlign w:val="center"/>
-          </w:tcPr>
-          <w:p>
-            <w:proofErr w:type="spellStart"/>
-            <w:r>
-              <w:rPr>
-                <w:rFonts w:ascii="Arial" w:hAnsi="Arial"/>
-                <w:sz w:val="16"/>
-              </w:rPr>
-              <w:t>WerkstattPilot</w:t>
-            </w:r>
-            <w:proofErr w:type="spellEnd"/>
-            <w:r>
-              <w:rPr>
-                <w:rFonts w:ascii="Arial" w:hAnsi="Arial"/>
-                <w:sz w:val="16"/>
-              </w:rPr>
-              <w:t>-Team</w:t>
-            </w:r>
-          </w:p>
-        </w:tc>
-      </w:tr>
-      <w:tr>
-        <w:trPr>
-          <w:trHeight w:val="683"/>
-          <w:jc w:val="center"/>
-        </w:trPr>
-        <w:tc>
-          <w:tcPr>
-            <w:tcW w:w="803" w:type="dxa"/>
-            <w:vAlign w:val="center"/>
-          </w:tcPr>
-          <w:p>
-            <w:r>
-              <w:rPr>
-                <w:rFonts w:ascii="Arial" w:hAnsi="Arial"/>
-                <w:sz w:val="16"/>
-              </w:rPr>
-              <w:t>1.1</w:t>
-            </w:r>
-          </w:p>
-        </w:tc>
-        <w:tc>
-          <w:tcPr>
-            <w:tcW w:w="1121" w:type="dxa"/>
-            <w:vAlign w:val="center"/>
-          </w:tcPr>
-          <w:p>
-            <w:r>
-              <w:rPr>
-                <w:rFonts w:ascii="Arial" w:hAnsi="Arial"/>
-                <w:sz w:val="16"/>
-              </w:rPr>
-              <w:t>05.06.2026</w:t>
-            </w:r>
-          </w:p>
-        </w:tc>
-        <w:tc>
-          <w:tcPr>
-            <w:tcW w:w="6675" w:type="dxa"/>
-            <w:vAlign w:val="center"/>
-          </w:tcPr>
-          <w:p>
-            <w:pPr>
-              <w:rPr>
-                <w:lang w:val="de-DE"/>
-              </w:rPr>
-            </w:pPr>
-            <w:r>
-              <w:rPr>
-                <w:rFonts w:ascii="Arial" w:hAnsi="Arial"/>
-                <w:sz w:val="16"/>
-                <w:lang w:val="de-DE"/>
-              </w:rPr>
-              <w:t xml:space="preserve">An neuen einfachen Java-Code angepasst: nur Java, kein Maven, kein </w:t>
-            </w:r>
-            <w:proofErr w:type="spellStart"/>
-            <w:r>
-              <w:rPr>
-                <w:rFonts w:ascii="Arial" w:hAnsi="Arial"/>
-                <w:sz w:val="16"/>
-                <w:lang w:val="de-DE"/>
-              </w:rPr>
-              <w:t>JUnit</w:t>
-            </w:r>
-            <w:proofErr w:type="spellEnd"/>
-            <w:r>
-              <w:rPr>
-                <w:rFonts w:ascii="Arial" w:hAnsi="Arial"/>
-                <w:sz w:val="16"/>
-                <w:lang w:val="de-DE"/>
-              </w:rPr>
-              <w:t>, Mock-DB.</w:t>
-            </w:r>
-          </w:p>
-        </w:tc>
-        <w:tc>
-          <w:tcPr>
-            <w:tcW w:w="1768" w:type="dxa"/>
-            <w:vAlign w:val="center"/>
-          </w:tcPr>
-          <w:p>
-            <w:proofErr w:type="spellStart"/>
-            <w:r>
-              <w:rPr>
-                <w:rFonts w:ascii="Arial" w:hAnsi="Arial"/>
-                <w:sz w:val="16"/>
-              </w:rPr>
-              <w:t>WerkstattPilot</w:t>
-            </w:r>
-            <w:proofErr w:type="spellEnd"/>
-            <w:r>
-              <w:rPr>
-                <w:rFonts w:ascii="Arial" w:hAnsi="Arial"/>
-                <w:sz w:val="16"/>
-              </w:rPr>
-              <w:t>-Team</w:t>
-            </w:r>
-          </w:p>
-        </w:tc>
-      </w:tr>
-      <w:tr>
-        <w:trPr>
-          <w:trHeight w:val="719"/>
-          <w:jc w:val="center"/>
-        </w:trPr>
-        <w:tc>
-          <w:tcPr>
-            <w:tcW w:w="803" w:type="dxa"/>
-            <w:shd w:val="clear" w:color="auto" w:fill="EAF3F8"/>
-            <w:vAlign w:val="center"/>
-          </w:tcPr>
-          <w:p>
-            <w:pPr>
-              <w:rPr>
-                <w:rFonts w:ascii="Arial" w:hAnsi="Arial"/>
-                <w:sz w:val="16"/>
-              </w:rPr>
-            </w:pPr>
-            <w:r>
-              <w:rPr>
-                <w:rFonts w:ascii="Arial" w:hAnsi="Arial"/>
-                <w:sz w:val="16"/>
-              </w:rPr>
-              <w:t>1.2</w:t>
-            </w:r>
-          </w:p>
-        </w:tc>
-        <w:tc>
-          <w:tcPr>
-            <w:tcW w:w="1121" w:type="dxa"/>
-            <w:shd w:val="clear" w:color="auto" w:fill="EAF3F8"/>
-            <w:vAlign w:val="center"/>
-          </w:tcPr>
-          <w:p>
-            <w:pPr>
-              <w:rPr>
-                <w:rFonts w:ascii="Arial" w:hAnsi="Arial"/>
-                <w:sz w:val="16"/>
-              </w:rPr>
-            </w:pPr>
-            <w:r>
-              <w:rPr>
-                <w:rFonts w:ascii="Arial" w:hAnsi="Arial"/>
-                <w:sz w:val="16"/>
-              </w:rPr>
-              <w:t>06.06.2026</w:t>
-            </w:r>
-          </w:p>
-        </w:tc>
-        <w:tc>
-          <w:tcPr>
-            <w:tcW w:w="6675" w:type="dxa"/>
-            <w:shd w:val="clear" w:color="auto" w:fill="EAF3F8"/>
-            <w:vAlign w:val="center"/>
-          </w:tcPr>
-          <w:p>
-            <w:pPr>
-              <w:rPr>
-                <w:rFonts w:ascii="Arial" w:hAnsi="Arial"/>
-                <w:sz w:val="16"/>
-              </w:rPr>
-            </w:pPr>
-            <w:r>
-              <w:rPr>
-                <w:rFonts w:ascii="Arial" w:hAnsi="Arial"/>
-                <w:sz w:val="16"/>
-              </w:rPr>
-              <w:t xml:space="preserve">Überarbeitung Darstellung, Rechtschreibung, </w:t>
-            </w:r>
-          </w:p>
-        </w:tc>
-        <w:tc>
-          <w:tcPr>
-            <w:tcW w:w="1768" w:type="dxa"/>
-            <w:shd w:val="clear" w:color="auto" w:fill="EAF3F8"/>
-            <w:vAlign w:val="center"/>
-          </w:tcPr>
-          <w:p>
-            <w:pPr>
-              <w:rPr>
-                <w:rFonts w:ascii="Arial" w:hAnsi="Arial"/>
-                <w:sz w:val="16"/>
-              </w:rPr>
-            </w:pPr>
-            <w:proofErr w:type="spellStart"/>
-            <w:r>
-              <w:rPr>
-                <w:rFonts w:ascii="Arial" w:hAnsi="Arial"/>
-                <w:sz w:val="16"/>
-              </w:rPr>
-              <w:t>WerkstattPilot</w:t>
-            </w:r>
-            <w:proofErr w:type="spellEnd"/>
-            <w:r>
-              <w:rPr>
-                <w:rFonts w:ascii="Arial" w:hAnsi="Arial"/>
-                <w:sz w:val="16"/>
-              </w:rPr>
-              <w:t>-Team</w:t>
             </w:r>
           </w:p>
         </w:tc>
@@ -2059,10 +1632,16 @@
         <w:br w:type="page"/>
       </w:r>
     </w:p>
-    <w:bookmarkStart w:id="2" w:name="_Toc231654873" w:displacedByCustomXml="next"/>
+    <w:bookmarkStart w:id="1" w:name="_Toc231668484" w:displacedByCustomXml="next"/>
     <w:sdt>
       <w:sdtPr>
         <w:rPr>
+          <w:rFonts w:eastAsia="Arial" w:cstheme="minorBidi"/>
+          <w:b w:val="0"/>
+          <w:bCs w:val="0"/>
+          <w:color w:val="auto"/>
+          <w:sz w:val="20"/>
+          <w:szCs w:val="22"/>
           <w:lang w:val="de-DE"/>
         </w:rPr>
         <w:id w:val="644394332"/>
@@ -2073,10 +1652,6 @@
       </w:sdtPr>
       <w:sdtEndPr>
         <w:rPr>
-          <w:rFonts w:eastAsia="Arial" w:cstheme="minorBidi"/>
-          <w:color w:val="auto"/>
-          <w:sz w:val="20"/>
-          <w:szCs w:val="22"/>
           <w:lang w:val="en-US"/>
         </w:rPr>
       </w:sdtEndPr>
@@ -2095,16 +1670,13 @@
             </w:rPr>
             <w:t>Inhaltsverzeichnis</w:t>
           </w:r>
-          <w:bookmarkEnd w:id="2"/>
+          <w:bookmarkEnd w:id="1"/>
           <w:proofErr w:type="spellEnd"/>
         </w:p>
         <w:p/>
         <w:p>
           <w:pPr>
             <w:pStyle w:val="Verzeichnis1"/>
-            <w:tabs>
-              <w:tab w:val="right" w:leader="dot" w:pos="10196"/>
-            </w:tabs>
             <w:rPr>
               <w:rFonts w:asciiTheme="minorHAnsi" w:eastAsiaTheme="minorEastAsia" w:hAnsiTheme="minorHAnsi"/>
               <w:noProof/>
@@ -2133,7 +1705,7 @@
             </w:rPr>
             <w:fldChar w:fldCharType="separate"/>
           </w:r>
-          <w:hyperlink w:anchor="_Toc231654871" w:history="1">
+          <w:hyperlink w:anchor="_Toc231668483" w:history="1">
             <w:r>
               <w:rPr>
                 <w:rStyle w:val="Hyperlink"/>
@@ -2160,7 +1732,7 @@
                 <w:noProof/>
                 <w:webHidden/>
               </w:rPr>
-              <w:instrText xml:space="preserve"> PAGEREF _Toc231654871 \h </w:instrText>
+              <w:instrText xml:space="preserve"> PAGEREF _Toc231668483 \h </w:instrText>
             </w:r>
             <w:r>
               <w:rPr>
@@ -2194,9 +1766,6 @@
         <w:p>
           <w:pPr>
             <w:pStyle w:val="Verzeichnis1"/>
-            <w:tabs>
-              <w:tab w:val="right" w:leader="dot" w:pos="10196"/>
-            </w:tabs>
             <w:rPr>
               <w:rFonts w:asciiTheme="minorHAnsi" w:eastAsiaTheme="minorEastAsia" w:hAnsiTheme="minorHAnsi"/>
               <w:noProof/>
@@ -2207,13 +1776,13 @@
               <w14:ligatures w14:val="standardContextual"/>
             </w:rPr>
           </w:pPr>
-          <w:hyperlink w:anchor="_Toc231654872" w:history="1">
+          <w:hyperlink w:anchor="_Toc231668484" w:history="1">
             <w:r>
               <w:rPr>
                 <w:rStyle w:val="Hyperlink"/>
                 <w:noProof/>
               </w:rPr>
-              <w:t>0.2 Dokumentstatus</w:t>
+              <w:t>Inhaltsverzeichnis</w:t>
             </w:r>
             <w:r>
               <w:rPr>
@@ -2234,7 +1803,7 @@
                 <w:noProof/>
                 <w:webHidden/>
               </w:rPr>
-              <w:instrText xml:space="preserve"> PAGEREF _Toc231654872 \h </w:instrText>
+              <w:instrText xml:space="preserve"> PAGEREF _Toc231668484 \h </w:instrText>
             </w:r>
             <w:r>
               <w:rPr>
@@ -2254,7 +1823,7 @@
                 <w:noProof/>
                 <w:webHidden/>
               </w:rPr>
-              <w:t>2</w:t>
+              <w:t>3</w:t>
             </w:r>
             <w:r>
               <w:rPr>
@@ -2268,9 +1837,6 @@
         <w:p>
           <w:pPr>
             <w:pStyle w:val="Verzeichnis1"/>
-            <w:tabs>
-              <w:tab w:val="right" w:leader="dot" w:pos="10196"/>
-            </w:tabs>
             <w:rPr>
               <w:rFonts w:asciiTheme="minorHAnsi" w:eastAsiaTheme="minorEastAsia" w:hAnsiTheme="minorHAnsi"/>
               <w:noProof/>
@@ -2281,13 +1847,14 @@
               <w14:ligatures w14:val="standardContextual"/>
             </w:rPr>
           </w:pPr>
-          <w:hyperlink w:anchor="_Toc231654873" w:history="1">
+          <w:hyperlink w:anchor="_Toc231668485" w:history="1">
             <w:r>
               <w:rPr>
                 <w:rStyle w:val="Hyperlink"/>
                 <w:noProof/>
-              </w:rPr>
-              <w:t>Inhaltsverzeichnis</w:t>
+                <w:lang w:val="de-DE"/>
+              </w:rPr>
+              <w:t>1 Ziel und Grundlage der Implementation</w:t>
             </w:r>
             <w:r>
               <w:rPr>
@@ -2308,7 +1875,7 @@
                 <w:noProof/>
                 <w:webHidden/>
               </w:rPr>
-              <w:instrText xml:space="preserve"> PAGEREF _Toc231654873 \h </w:instrText>
+              <w:instrText xml:space="preserve"> PAGEREF _Toc231668485 \h </w:instrText>
             </w:r>
             <w:r>
               <w:rPr>
@@ -2328,7 +1895,7 @@
                 <w:noProof/>
                 <w:webHidden/>
               </w:rPr>
-              <w:t>3</w:t>
+              <w:t>4</w:t>
             </w:r>
             <w:r>
               <w:rPr>
@@ -2342,9 +1909,6 @@
         <w:p>
           <w:pPr>
             <w:pStyle w:val="Verzeichnis1"/>
-            <w:tabs>
-              <w:tab w:val="right" w:leader="dot" w:pos="10196"/>
-            </w:tabs>
             <w:rPr>
               <w:rFonts w:asciiTheme="minorHAnsi" w:eastAsiaTheme="minorEastAsia" w:hAnsiTheme="minorHAnsi"/>
               <w:noProof/>
@@ -2355,13 +1919,13 @@
               <w14:ligatures w14:val="standardContextual"/>
             </w:rPr>
           </w:pPr>
-          <w:hyperlink w:anchor="_Toc231654874" w:history="1">
+          <w:hyperlink w:anchor="_Toc231668486" w:history="1">
             <w:r>
               <w:rPr>
                 <w:rStyle w:val="Hyperlink"/>
                 <w:noProof/>
               </w:rPr>
-              <w:t>1 Ziel und Grundlage der Implementation</w:t>
+              <w:t>2 Umfang und Annahmen</w:t>
             </w:r>
             <w:r>
               <w:rPr>
@@ -2382,81 +1946,7 @@
                 <w:noProof/>
                 <w:webHidden/>
               </w:rPr>
-              <w:instrText xml:space="preserve"> PAGEREF _Toc231654874 \h </w:instrText>
-            </w:r>
-            <w:r>
-              <w:rPr>
-                <w:noProof/>
-                <w:webHidden/>
-              </w:rPr>
-            </w:r>
-            <w:r>
-              <w:rPr>
-                <w:noProof/>
-                <w:webHidden/>
-              </w:rPr>
-              <w:fldChar w:fldCharType="separate"/>
-            </w:r>
-            <w:r>
-              <w:rPr>
-                <w:noProof/>
-                <w:webHidden/>
-              </w:rPr>
-              <w:t>4</w:t>
-            </w:r>
-            <w:r>
-              <w:rPr>
-                <w:noProof/>
-                <w:webHidden/>
-              </w:rPr>
-              <w:fldChar w:fldCharType="end"/>
-            </w:r>
-          </w:hyperlink>
-        </w:p>
-        <w:p>
-          <w:pPr>
-            <w:pStyle w:val="Verzeichnis1"/>
-            <w:tabs>
-              <w:tab w:val="right" w:leader="dot" w:pos="10196"/>
-            </w:tabs>
-            <w:rPr>
-              <w:rFonts w:asciiTheme="minorHAnsi" w:eastAsiaTheme="minorEastAsia" w:hAnsiTheme="minorHAnsi"/>
-              <w:noProof/>
-              <w:kern w:val="2"/>
-              <w:sz w:val="24"/>
-              <w:szCs w:val="24"/>
-              <w:lang w:val="de-DE" w:eastAsia="de-DE"/>
-              <w14:ligatures w14:val="standardContextual"/>
-            </w:rPr>
-          </w:pPr>
-          <w:hyperlink w:anchor="_Toc231654875" w:history="1">
-            <w:r>
-              <w:rPr>
-                <w:rStyle w:val="Hyperlink"/>
-                <w:noProof/>
-              </w:rPr>
-              <w:t>2 Umfang und Annahmen</w:t>
-            </w:r>
-            <w:r>
-              <w:rPr>
-                <w:noProof/>
-                <w:webHidden/>
-              </w:rPr>
-              <w:tab/>
-            </w:r>
-            <w:r>
-              <w:rPr>
-                <w:noProof/>
-                <w:webHidden/>
-              </w:rPr>
-              <w:fldChar w:fldCharType="begin"/>
-            </w:r>
-            <w:r>
-              <w:rPr>
-                <w:noProof/>
-                <w:webHidden/>
-              </w:rPr>
-              <w:instrText xml:space="preserve"> PAGEREF _Toc231654875 \h </w:instrText>
+              <w:instrText xml:space="preserve"> PAGEREF _Toc231668486 \h </w:instrText>
             </w:r>
             <w:r>
               <w:rPr>
@@ -2503,7 +1993,7 @@
               <w14:ligatures w14:val="standardContextual"/>
             </w:rPr>
           </w:pPr>
-          <w:hyperlink w:anchor="_Toc231654876" w:history="1">
+          <w:hyperlink w:anchor="_Toc231668487" w:history="1">
             <w:r>
               <w:rPr>
                 <w:rStyle w:val="Hyperlink"/>
@@ -2530,7 +2020,7 @@
                 <w:noProof/>
                 <w:webHidden/>
               </w:rPr>
-              <w:instrText xml:space="preserve"> PAGEREF _Toc231654876 \h </w:instrText>
+              <w:instrText xml:space="preserve"> PAGEREF _Toc231668487 \h </w:instrText>
             </w:r>
             <w:r>
               <w:rPr>
@@ -2564,9 +2054,6 @@
         <w:p>
           <w:pPr>
             <w:pStyle w:val="Verzeichnis1"/>
-            <w:tabs>
-              <w:tab w:val="right" w:leader="dot" w:pos="10196"/>
-            </w:tabs>
             <w:rPr>
               <w:rFonts w:asciiTheme="minorHAnsi" w:eastAsiaTheme="minorEastAsia" w:hAnsiTheme="minorHAnsi"/>
               <w:noProof/>
@@ -2577,7 +2064,7 @@
               <w14:ligatures w14:val="standardContextual"/>
             </w:rPr>
           </w:pPr>
-          <w:hyperlink w:anchor="_Toc231654877" w:history="1">
+          <w:hyperlink w:anchor="_Toc231668488" w:history="1">
             <w:r>
               <w:rPr>
                 <w:rStyle w:val="Hyperlink"/>
@@ -2605,7 +2092,7 @@
                 <w:noProof/>
                 <w:webHidden/>
               </w:rPr>
-              <w:instrText xml:space="preserve"> PAGEREF _Toc231654877 \h </w:instrText>
+              <w:instrText xml:space="preserve"> PAGEREF _Toc231668488 \h </w:instrText>
             </w:r>
             <w:r>
               <w:rPr>
@@ -2639,9 +2126,6 @@
         <w:p>
           <w:pPr>
             <w:pStyle w:val="Verzeichnis1"/>
-            <w:tabs>
-              <w:tab w:val="right" w:leader="dot" w:pos="10196"/>
-            </w:tabs>
             <w:rPr>
               <w:rFonts w:asciiTheme="minorHAnsi" w:eastAsiaTheme="minorEastAsia" w:hAnsiTheme="minorHAnsi"/>
               <w:noProof/>
@@ -2652,7 +2136,7 @@
               <w14:ligatures w14:val="standardContextual"/>
             </w:rPr>
           </w:pPr>
-          <w:hyperlink w:anchor="_Toc231654878" w:history="1">
+          <w:hyperlink w:anchor="_Toc231668489" w:history="1">
             <w:r>
               <w:rPr>
                 <w:rStyle w:val="Hyperlink"/>
@@ -2680,7 +2164,7 @@
                 <w:noProof/>
                 <w:webHidden/>
               </w:rPr>
-              <w:instrText xml:space="preserve"> PAGEREF _Toc231654878 \h </w:instrText>
+              <w:instrText xml:space="preserve"> PAGEREF _Toc231668489 \h </w:instrText>
             </w:r>
             <w:r>
               <w:rPr>
@@ -2727,7 +2211,7 @@
               <w14:ligatures w14:val="standardContextual"/>
             </w:rPr>
           </w:pPr>
-          <w:hyperlink w:anchor="_Toc231654879" w:history="1">
+          <w:hyperlink w:anchor="_Toc231668490" w:history="1">
             <w:r>
               <w:rPr>
                 <w:rStyle w:val="Hyperlink"/>
@@ -2754,7 +2238,7 @@
                 <w:noProof/>
                 <w:webHidden/>
               </w:rPr>
-              <w:instrText xml:space="preserve"> PAGEREF _Toc231654879 \h </w:instrText>
+              <w:instrText xml:space="preserve"> PAGEREF _Toc231668490 \h </w:instrText>
             </w:r>
             <w:r>
               <w:rPr>
@@ -2801,7 +2285,7 @@
               <w14:ligatures w14:val="standardContextual"/>
             </w:rPr>
           </w:pPr>
-          <w:hyperlink w:anchor="_Toc231654880" w:history="1">
+          <w:hyperlink w:anchor="_Toc231668491" w:history="1">
             <w:r>
               <w:rPr>
                 <w:rStyle w:val="Hyperlink"/>
@@ -2828,7 +2312,7 @@
                 <w:noProof/>
                 <w:webHidden/>
               </w:rPr>
-              <w:instrText xml:space="preserve"> PAGEREF _Toc231654880 \h </w:instrText>
+              <w:instrText xml:space="preserve"> PAGEREF _Toc231668491 \h </w:instrText>
             </w:r>
             <w:r>
               <w:rPr>
@@ -2862,9 +2346,6 @@
         <w:p>
           <w:pPr>
             <w:pStyle w:val="Verzeichnis1"/>
-            <w:tabs>
-              <w:tab w:val="right" w:leader="dot" w:pos="10196"/>
-            </w:tabs>
             <w:rPr>
               <w:rFonts w:asciiTheme="minorHAnsi" w:eastAsiaTheme="minorEastAsia" w:hAnsiTheme="minorHAnsi"/>
               <w:noProof/>
@@ -2875,7 +2356,7 @@
               <w14:ligatures w14:val="standardContextual"/>
             </w:rPr>
           </w:pPr>
-          <w:hyperlink w:anchor="_Toc231654881" w:history="1">
+          <w:hyperlink w:anchor="_Toc231668492" w:history="1">
             <w:r>
               <w:rPr>
                 <w:rStyle w:val="Hyperlink"/>
@@ -2903,7 +2384,7 @@
                 <w:noProof/>
                 <w:webHidden/>
               </w:rPr>
-              <w:instrText xml:space="preserve"> PAGEREF _Toc231654881 \h </w:instrText>
+              <w:instrText xml:space="preserve"> PAGEREF _Toc231668492 \h </w:instrText>
             </w:r>
             <w:r>
               <w:rPr>
@@ -2937,9 +2418,6 @@
         <w:p>
           <w:pPr>
             <w:pStyle w:val="Verzeichnis1"/>
-            <w:tabs>
-              <w:tab w:val="right" w:leader="dot" w:pos="10196"/>
-            </w:tabs>
             <w:rPr>
               <w:rFonts w:asciiTheme="minorHAnsi" w:eastAsiaTheme="minorEastAsia" w:hAnsiTheme="minorHAnsi"/>
               <w:noProof/>
@@ -2950,7 +2428,7 @@
               <w14:ligatures w14:val="standardContextual"/>
             </w:rPr>
           </w:pPr>
-          <w:hyperlink w:anchor="_Toc231654882" w:history="1">
+          <w:hyperlink w:anchor="_Toc231668493" w:history="1">
             <w:r>
               <w:rPr>
                 <w:rStyle w:val="Hyperlink"/>
@@ -2978,7 +2456,7 @@
                 <w:noProof/>
                 <w:webHidden/>
               </w:rPr>
-              <w:instrText xml:space="preserve"> PAGEREF _Toc231654882 \h </w:instrText>
+              <w:instrText xml:space="preserve"> PAGEREF _Toc231668493 \h </w:instrText>
             </w:r>
             <w:r>
               <w:rPr>
@@ -3012,9 +2490,6 @@
         <w:p>
           <w:pPr>
             <w:pStyle w:val="Verzeichnis1"/>
-            <w:tabs>
-              <w:tab w:val="right" w:leader="dot" w:pos="10196"/>
-            </w:tabs>
             <w:rPr>
               <w:rFonts w:asciiTheme="minorHAnsi" w:eastAsiaTheme="minorEastAsia" w:hAnsiTheme="minorHAnsi"/>
               <w:noProof/>
@@ -3025,7 +2500,7 @@
               <w14:ligatures w14:val="standardContextual"/>
             </w:rPr>
           </w:pPr>
-          <w:hyperlink w:anchor="_Toc231654883" w:history="1">
+          <w:hyperlink w:anchor="_Toc231668494" w:history="1">
             <w:r>
               <w:rPr>
                 <w:rStyle w:val="Hyperlink"/>
@@ -3053,7 +2528,7 @@
                 <w:noProof/>
                 <w:webHidden/>
               </w:rPr>
-              <w:instrText xml:space="preserve"> PAGEREF _Toc231654883 \h </w:instrText>
+              <w:instrText xml:space="preserve"> PAGEREF _Toc231668494 \h </w:instrText>
             </w:r>
             <w:r>
               <w:rPr>
@@ -3087,9 +2562,6 @@
         <w:p>
           <w:pPr>
             <w:pStyle w:val="Verzeichnis1"/>
-            <w:tabs>
-              <w:tab w:val="right" w:leader="dot" w:pos="10196"/>
-            </w:tabs>
             <w:rPr>
               <w:rFonts w:asciiTheme="minorHAnsi" w:eastAsiaTheme="minorEastAsia" w:hAnsiTheme="minorHAnsi"/>
               <w:noProof/>
@@ -3100,7 +2572,7 @@
               <w14:ligatures w14:val="standardContextual"/>
             </w:rPr>
           </w:pPr>
-          <w:hyperlink w:anchor="_Toc231654884" w:history="1">
+          <w:hyperlink w:anchor="_Toc231668495" w:history="1">
             <w:r>
               <w:rPr>
                 <w:rStyle w:val="Hyperlink"/>
@@ -3127,7 +2599,7 @@
                 <w:noProof/>
                 <w:webHidden/>
               </w:rPr>
-              <w:instrText xml:space="preserve"> PAGEREF _Toc231654884 \h </w:instrText>
+              <w:instrText xml:space="preserve"> PAGEREF _Toc231668495 \h </w:instrText>
             </w:r>
             <w:r>
               <w:rPr>
@@ -3161,9 +2633,6 @@
         <w:p>
           <w:pPr>
             <w:pStyle w:val="Verzeichnis1"/>
-            <w:tabs>
-              <w:tab w:val="right" w:leader="dot" w:pos="10196"/>
-            </w:tabs>
             <w:rPr>
               <w:rFonts w:asciiTheme="minorHAnsi" w:eastAsiaTheme="minorEastAsia" w:hAnsiTheme="minorHAnsi"/>
               <w:noProof/>
@@ -3174,7 +2643,7 @@
               <w14:ligatures w14:val="standardContextual"/>
             </w:rPr>
           </w:pPr>
-          <w:hyperlink w:anchor="_Toc231654885" w:history="1">
+          <w:hyperlink w:anchor="_Toc231668496" w:history="1">
             <w:r>
               <w:rPr>
                 <w:rStyle w:val="Hyperlink"/>
@@ -3202,7 +2671,7 @@
                 <w:noProof/>
                 <w:webHidden/>
               </w:rPr>
-              <w:instrText xml:space="preserve"> PAGEREF _Toc231654885 \h </w:instrText>
+              <w:instrText xml:space="preserve"> PAGEREF _Toc231668496 \h </w:instrText>
             </w:r>
             <w:r>
               <w:rPr>
@@ -3249,7 +2718,7 @@
               <w14:ligatures w14:val="standardContextual"/>
             </w:rPr>
           </w:pPr>
-          <w:hyperlink w:anchor="_Toc231654886" w:history="1">
+          <w:hyperlink w:anchor="_Toc231668497" w:history="1">
             <w:r>
               <w:rPr>
                 <w:rStyle w:val="Hyperlink"/>
@@ -3277,7 +2746,7 @@
                 <w:noProof/>
                 <w:webHidden/>
               </w:rPr>
-              <w:instrText xml:space="preserve"> PAGEREF _Toc231654886 \h </w:instrText>
+              <w:instrText xml:space="preserve"> PAGEREF _Toc231668497 \h </w:instrText>
             </w:r>
             <w:r>
               <w:rPr>
@@ -3311,9 +2780,6 @@
         <w:p>
           <w:pPr>
             <w:pStyle w:val="Verzeichnis1"/>
-            <w:tabs>
-              <w:tab w:val="right" w:leader="dot" w:pos="10196"/>
-            </w:tabs>
             <w:rPr>
               <w:rFonts w:asciiTheme="minorHAnsi" w:eastAsiaTheme="minorEastAsia" w:hAnsiTheme="minorHAnsi"/>
               <w:noProof/>
@@ -3324,7 +2790,7 @@
               <w14:ligatures w14:val="standardContextual"/>
             </w:rPr>
           </w:pPr>
-          <w:hyperlink w:anchor="_Toc231654887" w:history="1">
+          <w:hyperlink w:anchor="_Toc231668498" w:history="1">
             <w:r>
               <w:rPr>
                 <w:rStyle w:val="Hyperlink"/>
@@ -3351,7 +2817,7 @@
                 <w:noProof/>
                 <w:webHidden/>
               </w:rPr>
-              <w:instrText xml:space="preserve"> PAGEREF _Toc231654887 \h </w:instrText>
+              <w:instrText xml:space="preserve"> PAGEREF _Toc231668498 \h </w:instrText>
             </w:r>
             <w:r>
               <w:rPr>
@@ -3385,9 +2851,6 @@
         <w:p>
           <w:pPr>
             <w:pStyle w:val="Verzeichnis1"/>
-            <w:tabs>
-              <w:tab w:val="right" w:leader="dot" w:pos="10196"/>
-            </w:tabs>
             <w:rPr>
               <w:rFonts w:asciiTheme="minorHAnsi" w:eastAsiaTheme="minorEastAsia" w:hAnsiTheme="minorHAnsi"/>
               <w:noProof/>
@@ -3398,7 +2861,7 @@
               <w14:ligatures w14:val="standardContextual"/>
             </w:rPr>
           </w:pPr>
-          <w:hyperlink w:anchor="_Toc231654888" w:history="1">
+          <w:hyperlink w:anchor="_Toc231668499" w:history="1">
             <w:r>
               <w:rPr>
                 <w:rStyle w:val="Hyperlink"/>
@@ -3425,7 +2888,7 @@
                 <w:noProof/>
                 <w:webHidden/>
               </w:rPr>
-              <w:instrText xml:space="preserve"> PAGEREF _Toc231654888 \h </w:instrText>
+              <w:instrText xml:space="preserve"> PAGEREF _Toc231668499 \h </w:instrText>
             </w:r>
             <w:r>
               <w:rPr>
@@ -3459,9 +2922,6 @@
         <w:p>
           <w:pPr>
             <w:pStyle w:val="Verzeichnis1"/>
-            <w:tabs>
-              <w:tab w:val="right" w:leader="dot" w:pos="10196"/>
-            </w:tabs>
             <w:rPr>
               <w:rFonts w:asciiTheme="minorHAnsi" w:eastAsiaTheme="minorEastAsia" w:hAnsiTheme="minorHAnsi"/>
               <w:noProof/>
@@ -3472,7 +2932,7 @@
               <w14:ligatures w14:val="standardContextual"/>
             </w:rPr>
           </w:pPr>
-          <w:hyperlink w:anchor="_Toc231654889" w:history="1">
+          <w:hyperlink w:anchor="_Toc231668500" w:history="1">
             <w:r>
               <w:rPr>
                 <w:rStyle w:val="Hyperlink"/>
@@ -3499,7 +2959,7 @@
                 <w:noProof/>
                 <w:webHidden/>
               </w:rPr>
-              <w:instrText xml:space="preserve"> PAGEREF _Toc231654889 \h </w:instrText>
+              <w:instrText xml:space="preserve"> PAGEREF _Toc231668500 \h </w:instrText>
             </w:r>
             <w:r>
               <w:rPr>
@@ -3533,9 +2993,6 @@
         <w:p>
           <w:pPr>
             <w:pStyle w:val="Verzeichnis1"/>
-            <w:tabs>
-              <w:tab w:val="right" w:leader="dot" w:pos="10196"/>
-            </w:tabs>
             <w:rPr>
               <w:rFonts w:asciiTheme="minorHAnsi" w:eastAsiaTheme="minorEastAsia" w:hAnsiTheme="minorHAnsi"/>
               <w:noProof/>
@@ -3546,7 +3003,7 @@
               <w14:ligatures w14:val="standardContextual"/>
             </w:rPr>
           </w:pPr>
-          <w:hyperlink w:anchor="_Toc231654890" w:history="1">
+          <w:hyperlink w:anchor="_Toc231668501" w:history="1">
             <w:r>
               <w:rPr>
                 <w:rStyle w:val="Hyperlink"/>
@@ -3573,7 +3030,7 @@
                 <w:noProof/>
                 <w:webHidden/>
               </w:rPr>
-              <w:instrText xml:space="preserve"> PAGEREF _Toc231654890 \h </w:instrText>
+              <w:instrText xml:space="preserve"> PAGEREF _Toc231668501 \h </w:instrText>
             </w:r>
             <w:r>
               <w:rPr>
@@ -3625,16 +3082,20 @@
     <w:p>
       <w:pPr>
         <w:pStyle w:val="berschrift1"/>
+        <w:rPr>
+          <w:lang w:val="de-DE"/>
+        </w:rPr>
       </w:pPr>
-      <w:bookmarkStart w:id="3" w:name="_Toc231654874"/>
+      <w:bookmarkStart w:id="2" w:name="_Toc231668485"/>
       <w:r>
         <w:rPr>
           <w:color w:val="1F4E79"/>
+          <w:lang w:val="de-DE"/>
         </w:rPr>
         <w:lastRenderedPageBreak/>
         <w:t>1 Ziel und Grundlage der Implementation</w:t>
       </w:r>
-      <w:bookmarkEnd w:id="3"/>
+      <w:bookmarkEnd w:id="2"/>
     </w:p>
     <w:p>
       <w:pPr>
@@ -3683,7 +3144,23 @@
       </w:r>
       <w:proofErr w:type="spellEnd"/>
       <w:r>
-        <w:t xml:space="preserve"> deshalb die fachliche Klasse Auftrag umgesetzt.</w:t>
+        <w:t xml:space="preserve"> </w:t>
+      </w:r>
+      <w:proofErr w:type="spellStart"/>
+      <w:r>
+        <w:t>deshalb</w:t>
+      </w:r>
+      <w:proofErr w:type="spellEnd"/>
+      <w:r>
+        <w:t xml:space="preserve"> die </w:t>
+      </w:r>
+      <w:proofErr w:type="spellStart"/>
+      <w:r>
+        <w:t>fachliche</w:t>
+      </w:r>
+      <w:proofErr w:type="spellEnd"/>
+      <w:r>
+        <w:t xml:space="preserve"> Klasse Auftrag umgesetzt.</w:t>
       </w:r>
     </w:p>
     <w:tbl>
@@ -3906,7 +3383,7 @@
       <w:pPr>
         <w:pStyle w:val="berschrift1"/>
       </w:pPr>
-      <w:bookmarkStart w:id="4" w:name="_Toc231654875"/>
+      <w:bookmarkStart w:id="3" w:name="_Toc231668486"/>
       <w:r>
         <w:rPr>
           <w:color w:val="1F4E79"/>
@@ -3934,7 +3411,7 @@
         </w:rPr>
         <w:t>Annahmen</w:t>
       </w:r>
-      <w:bookmarkEnd w:id="4"/>
+      <w:bookmarkEnd w:id="3"/>
       <w:proofErr w:type="spellEnd"/>
     </w:p>
     <w:tbl>
@@ -4256,12 +3733,18 @@
         </w:tc>
       </w:tr>
     </w:tbl>
-    <w:p/>
+    <w:p>
+      <w:pPr>
+        <w:rPr>
+          <w:lang w:val="de-DE"/>
+        </w:rPr>
+      </w:pPr>
+    </w:p>
     <w:p>
       <w:pPr>
         <w:pStyle w:val="berschrift2"/>
       </w:pPr>
-      <w:bookmarkStart w:id="5" w:name="_Toc231654876"/>
+      <w:bookmarkStart w:id="4" w:name="_Toc231668487"/>
       <w:r>
         <w:rPr>
           <w:color w:val="1F4E79"/>
@@ -4289,7 +3772,7 @@
         </w:rPr>
         <w:t>Abgrenzung</w:t>
       </w:r>
-      <w:bookmarkEnd w:id="5"/>
+      <w:bookmarkEnd w:id="4"/>
       <w:proofErr w:type="spellEnd"/>
     </w:p>
     <w:tbl>
@@ -4604,7 +4087,7 @@
           <w:lang w:val="de-DE"/>
         </w:rPr>
       </w:pPr>
-      <w:bookmarkStart w:id="6" w:name="_Toc231654877"/>
+      <w:bookmarkStart w:id="5" w:name="_Toc231668488"/>
       <w:r>
         <w:rPr>
           <w:color w:val="1F4E79"/>
@@ -4613,7 +4096,7 @@
         <w:lastRenderedPageBreak/>
         <w:t>3 Projektstruktur und Packages</w:t>
       </w:r>
-      <w:bookmarkEnd w:id="6"/>
+      <w:bookmarkEnd w:id="5"/>
       <w:r>
         <w:rPr>
           <w:color w:val="1F4E79"/>
@@ -5197,7 +4680,7 @@
           <w:lang w:val="de-DE"/>
         </w:rPr>
       </w:pPr>
-      <w:bookmarkStart w:id="7" w:name="_Toc231654878"/>
+      <w:bookmarkStart w:id="6" w:name="_Toc231668489"/>
       <w:r>
         <w:rPr>
           <w:color w:val="1F4E79"/>
@@ -5205,7 +4688,7 @@
         </w:rPr>
         <w:t>4 Implementation der Business-Schicht</w:t>
       </w:r>
-      <w:bookmarkEnd w:id="7"/>
+      <w:bookmarkEnd w:id="6"/>
     </w:p>
     <w:p>
       <w:pPr>
@@ -5619,7 +5102,7 @@
       <w:pPr>
         <w:pStyle w:val="berschrift2"/>
       </w:pPr>
-      <w:bookmarkStart w:id="8" w:name="_Toc231654879"/>
+      <w:bookmarkStart w:id="7" w:name="_Toc231668490"/>
       <w:r>
         <w:rPr>
           <w:color w:val="1F4E79"/>
@@ -5662,7 +5145,7 @@
         </w:rPr>
         <w:t>AuftragService</w:t>
       </w:r>
-      <w:bookmarkEnd w:id="8"/>
+      <w:bookmarkEnd w:id="7"/>
       <w:proofErr w:type="spellEnd"/>
     </w:p>
     <w:tbl>
@@ -6187,7 +5670,7 @@
       <w:pPr>
         <w:pStyle w:val="berschrift2"/>
       </w:pPr>
-      <w:bookmarkStart w:id="9" w:name="_Toc231654880"/>
+      <w:bookmarkStart w:id="8" w:name="_Toc231668491"/>
       <w:r>
         <w:rPr>
           <w:color w:val="1F4E79"/>
@@ -6236,7 +5719,7 @@
         </w:rPr>
         <w:t xml:space="preserve"> Code</w:t>
       </w:r>
-      <w:bookmarkEnd w:id="9"/>
+      <w:bookmarkEnd w:id="8"/>
     </w:p>
     <w:tbl>
       <w:tblPr>
@@ -6536,7 +6019,7 @@
           <w:lang w:val="de-DE"/>
         </w:rPr>
       </w:pPr>
-      <w:bookmarkStart w:id="10" w:name="_Toc231654881"/>
+      <w:bookmarkStart w:id="9" w:name="_Toc231668492"/>
       <w:r>
         <w:rPr>
           <w:color w:val="1F4E79"/>
@@ -6560,7 +6043,7 @@
         </w:rPr>
         <w:t>-Schicht</w:t>
       </w:r>
-      <w:bookmarkEnd w:id="10"/>
+      <w:bookmarkEnd w:id="9"/>
     </w:p>
     <w:p>
       <w:pPr>
@@ -7196,7 +6679,7 @@
           <w:lang w:val="de-DE"/>
         </w:rPr>
       </w:pPr>
-      <w:bookmarkStart w:id="11" w:name="_Toc231654882"/>
+      <w:bookmarkStart w:id="10" w:name="_Toc231668493"/>
       <w:r>
         <w:rPr>
           <w:color w:val="1F4E79"/>
@@ -7221,7 +6704,7 @@
         </w:rPr>
         <w:t>-Schicht</w:t>
       </w:r>
-      <w:bookmarkEnd w:id="11"/>
+      <w:bookmarkEnd w:id="10"/>
     </w:p>
     <w:p>
       <w:r>
@@ -7529,7 +7012,7 @@
           <w:lang w:val="de-DE"/>
         </w:rPr>
       </w:pPr>
-      <w:bookmarkStart w:id="12" w:name="_Toc231654883"/>
+      <w:bookmarkStart w:id="11" w:name="_Toc231668494"/>
       <w:r>
         <w:rPr>
           <w:color w:val="1F4E79"/>
@@ -7537,7 +7020,7 @@
         </w:rPr>
         <w:t>7 Unit-Tests</w:t>
       </w:r>
-      <w:bookmarkEnd w:id="12"/>
+      <w:bookmarkEnd w:id="11"/>
     </w:p>
     <w:p>
       <w:pPr>
@@ -7580,7 +7063,15 @@
       </w:r>
       <w:proofErr w:type="spellEnd"/>
       <w:r>
-        <w:t>, wird eine RuntimeException geworfen.</w:t>
+        <w:t xml:space="preserve">, </w:t>
+      </w:r>
+      <w:proofErr w:type="spellStart"/>
+      <w:r>
+        <w:t>wird</w:t>
+      </w:r>
+      <w:proofErr w:type="spellEnd"/>
+      <w:r>
+        <w:t xml:space="preserve"> eine RuntimeException geworfen.</w:t>
       </w:r>
     </w:p>
     <w:tbl>
@@ -7591,8 +7082,8 @@
         <w:tblLook w:val="04A0" w:firstRow="1" w:lastRow="0" w:firstColumn="1" w:lastColumn="0" w:noHBand="0" w:noVBand="1"/>
       </w:tblPr>
       <w:tblGrid>
-        <w:gridCol w:w="2147"/>
-        <w:gridCol w:w="8099"/>
+        <w:gridCol w:w="2059"/>
+        <w:gridCol w:w="8187"/>
       </w:tblGrid>
       <w:tr>
         <w:trPr>
@@ -7601,7 +7092,7 @@
         </w:trPr>
         <w:tc>
           <w:tcPr>
-            <w:tcW w:w="2147" w:type="dxa"/>
+            <w:tcW w:w="2059" w:type="dxa"/>
             <w:shd w:val="clear" w:color="auto" w:fill="1F4E79"/>
             <w:vAlign w:val="center"/>
           </w:tcPr>
@@ -7621,7 +7112,7 @@
         </w:tc>
         <w:tc>
           <w:tcPr>
-            <w:tcW w:w="8099" w:type="dxa"/>
+            <w:tcW w:w="8187" w:type="dxa"/>
             <w:shd w:val="clear" w:color="auto" w:fill="1F4E79"/>
             <w:vAlign w:val="center"/>
           </w:tcPr>
@@ -7656,7 +7147,7 @@
         </w:trPr>
         <w:tc>
           <w:tcPr>
-            <w:tcW w:w="2147" w:type="dxa"/>
+            <w:tcW w:w="2059" w:type="dxa"/>
             <w:shd w:val="clear" w:color="auto" w:fill="EAF3F8"/>
             <w:vAlign w:val="center"/>
           </w:tcPr>
@@ -7674,18 +7165,96 @@
         </w:tc>
         <w:tc>
           <w:tcPr>
-            <w:tcW w:w="8099" w:type="dxa"/>
+            <w:tcW w:w="8187" w:type="dxa"/>
             <w:shd w:val="clear" w:color="auto" w:fill="EAF3F8"/>
             <w:vAlign w:val="center"/>
           </w:tcPr>
           <w:p>
-            <w:r>
-              <w:rPr>
-                <w:rFonts w:ascii="Arial" w:hAnsi="Arial"/>
-                <w:sz w:val="16"/>
-              </w:rPr>
-              <w:t>speichernUndLesenTest, alleLesenTest, aktualisierenTest</w:t>
-            </w:r>
+            <w:pPr>
+              <w:rPr>
+                <w:lang w:val="de-DE"/>
+              </w:rPr>
+            </w:pPr>
+            <w:proofErr w:type="spellStart"/>
+            <w:r>
+              <w:rPr>
+                <w:rFonts w:ascii="Arial" w:hAnsi="Arial"/>
+                <w:sz w:val="16"/>
+                <w:lang w:val="de-DE"/>
+              </w:rPr>
+              <w:t>speichernUndLesen</w:t>
+            </w:r>
+            <w:proofErr w:type="spellEnd"/>
+            <w:r>
+              <w:rPr>
+                <w:rFonts w:ascii="Arial" w:hAnsi="Arial"/>
+                <w:sz w:val="16"/>
+                <w:lang w:val="de-DE"/>
+              </w:rPr>
+              <w:t xml:space="preserve">, </w:t>
+            </w:r>
+            <w:proofErr w:type="spellStart"/>
+            <w:r>
+              <w:rPr>
+                <w:rFonts w:ascii="Arial" w:hAnsi="Arial"/>
+                <w:sz w:val="16"/>
+                <w:lang w:val="de-DE"/>
+              </w:rPr>
+              <w:t>alleLesen</w:t>
+            </w:r>
+            <w:proofErr w:type="spellEnd"/>
+            <w:r>
+              <w:rPr>
+                <w:rFonts w:ascii="Arial" w:hAnsi="Arial"/>
+                <w:sz w:val="16"/>
+                <w:lang w:val="de-DE"/>
+              </w:rPr>
+              <w:t xml:space="preserve">, </w:t>
+            </w:r>
+            <w:r>
+              <w:rPr>
+                <w:rFonts w:ascii="Arial" w:hAnsi="Arial"/>
+                <w:sz w:val="16"/>
+                <w:lang w:val="de-DE"/>
+              </w:rPr>
+              <w:t>aktualisieren</w:t>
+            </w:r>
+            <w:r>
+              <w:rPr>
+                <w:rFonts w:ascii="Arial" w:hAnsi="Arial"/>
+                <w:sz w:val="16"/>
+                <w:lang w:val="de-DE"/>
+              </w:rPr>
+              <w:t xml:space="preserve">, </w:t>
+            </w:r>
+            <w:proofErr w:type="spellStart"/>
+            <w:r>
+              <w:rPr>
+                <w:rFonts w:ascii="Arial" w:hAnsi="Arial"/>
+                <w:sz w:val="16"/>
+                <w:lang w:val="de-DE"/>
+              </w:rPr>
+              <w:t>doppelteAuftragsNummer</w:t>
+            </w:r>
+            <w:proofErr w:type="spellEnd"/>
+            <w:r>
+              <w:rPr>
+                <w:rFonts w:ascii="Arial" w:hAnsi="Arial"/>
+                <w:sz w:val="16"/>
+                <w:lang w:val="de-DE"/>
+              </w:rPr>
+              <w:t xml:space="preserve">, </w:t>
+            </w:r>
+            <w:proofErr w:type="spellStart"/>
+            <w:r>
+              <w:rPr>
+                <w:rFonts w:ascii="Arial" w:hAnsi="Arial"/>
+                <w:sz w:val="16"/>
+                <w:lang w:val="de-DE"/>
+              </w:rPr>
+              <w:t>unbekanntenAuftragAktualisieren</w:t>
+            </w:r>
+            <w:proofErr w:type="spellEnd"/>
           </w:p>
         </w:tc>
       </w:tr>
@@ -7696,7 +7265,7 @@
         </w:trPr>
         <w:tc>
           <w:tcPr>
-            <w:tcW w:w="2147" w:type="dxa"/>
+            <w:tcW w:w="2059" w:type="dxa"/>
             <w:vAlign w:val="center"/>
           </w:tcPr>
           <w:p>
@@ -7713,23 +7282,30 @@
         </w:tc>
         <w:tc>
           <w:tcPr>
-            <w:tcW w:w="8099" w:type="dxa"/>
-            <w:vAlign w:val="center"/>
-          </w:tcPr>
-          <w:p>
+            <w:tcW w:w="8187" w:type="dxa"/>
+            <w:vAlign w:val="center"/>
+          </w:tcPr>
+          <w:p>
+            <w:pPr>
+              <w:rPr>
+                <w:lang w:val="de-DE"/>
+              </w:rPr>
+            </w:pPr>
             <w:proofErr w:type="spellStart"/>
             <w:r>
               <w:rPr>
                 <w:rFonts w:ascii="Arial" w:hAnsi="Arial"/>
                 <w:sz w:val="16"/>
-              </w:rPr>
-              <w:t>auftragAnlegenTest</w:t>
+                <w:lang w:val="de-DE"/>
+              </w:rPr>
+              <w:t>auftragAnlegen</w:t>
             </w:r>
             <w:proofErr w:type="spellEnd"/>
             <w:r>
               <w:rPr>
                 <w:rFonts w:ascii="Arial" w:hAnsi="Arial"/>
                 <w:sz w:val="16"/>
+                <w:lang w:val="de-DE"/>
               </w:rPr>
               <w:t xml:space="preserve">, </w:t>
             </w:r>
@@ -7738,14 +7314,16 @@
               <w:rPr>
                 <w:rFonts w:ascii="Arial" w:hAnsi="Arial"/>
                 <w:sz w:val="16"/>
-              </w:rPr>
-              <w:t>statusAendernTest</w:t>
+                <w:lang w:val="de-DE"/>
+              </w:rPr>
+              <w:t>statusAendern</w:t>
             </w:r>
             <w:proofErr w:type="spellEnd"/>
             <w:r>
               <w:rPr>
                 <w:rFonts w:ascii="Arial" w:hAnsi="Arial"/>
                 <w:sz w:val="16"/>
+                <w:lang w:val="de-DE"/>
               </w:rPr>
               <w:t xml:space="preserve">, </w:t>
             </w:r>
@@ -7754,14 +7332,16 @@
               <w:rPr>
                 <w:rFonts w:ascii="Arial" w:hAnsi="Arial"/>
                 <w:sz w:val="16"/>
-              </w:rPr>
-              <w:t>alleAuftraegeLesenTest</w:t>
+                <w:lang w:val="de-DE"/>
+              </w:rPr>
+              <w:t>alleAuftraegeLesen</w:t>
             </w:r>
             <w:proofErr w:type="spellEnd"/>
             <w:r>
               <w:rPr>
                 <w:rFonts w:ascii="Arial" w:hAnsi="Arial"/>
                 <w:sz w:val="16"/>
+                <w:lang w:val="de-DE"/>
               </w:rPr>
               <w:t xml:space="preserve">, </w:t>
             </w:r>
@@ -7770,8 +7350,45 @@
               <w:rPr>
                 <w:rFonts w:ascii="Arial" w:hAnsi="Arial"/>
                 <w:sz w:val="16"/>
-              </w:rPr>
-              <w:t>tatusAendernMitUnbekannterNummerTest</w:t>
+                <w:lang w:val="de-DE"/>
+              </w:rPr>
+              <w:t>unbekannteAuftragsNummer</w:t>
+            </w:r>
+            <w:proofErr w:type="spellEnd"/>
+            <w:r>
+              <w:rPr>
+                <w:rFonts w:ascii="Arial" w:hAnsi="Arial"/>
+                <w:sz w:val="16"/>
+                <w:lang w:val="de-DE"/>
+              </w:rPr>
+              <w:t xml:space="preserve">, </w:t>
+            </w:r>
+            <w:proofErr w:type="spellStart"/>
+            <w:r>
+              <w:rPr>
+                <w:rFonts w:ascii="Arial" w:hAnsi="Arial"/>
+                <w:sz w:val="16"/>
+                <w:lang w:val="de-DE"/>
+              </w:rPr>
+              <w:t>ungueltigeAuftragsNummer</w:t>
+            </w:r>
+            <w:proofErr w:type="spellEnd"/>
+            <w:r>
+              <w:rPr>
+                <w:rFonts w:ascii="Arial" w:hAnsi="Arial"/>
+                <w:sz w:val="16"/>
+                <w:lang w:val="de-DE"/>
+              </w:rPr>
+              <w:t xml:space="preserve">, </w:t>
+            </w:r>
+            <w:proofErr w:type="spellStart"/>
+            <w:r>
+              <w:rPr>
+                <w:rFonts w:ascii="Arial" w:hAnsi="Arial"/>
+                <w:sz w:val="16"/>
+                <w:lang w:val="de-DE"/>
+              </w:rPr>
+              <w:t>statusDarfNichtLeerSein</w:t>
             </w:r>
             <w:proofErr w:type="spellEnd"/>
           </w:p>
@@ -7782,14 +7399,14 @@
       <w:pPr>
         <w:pStyle w:val="berschrift1"/>
       </w:pPr>
-      <w:bookmarkStart w:id="13" w:name="_Toc231654884"/>
+      <w:bookmarkStart w:id="12" w:name="_Toc231668495"/>
       <w:r>
         <w:rPr>
           <w:color w:val="1F4E79"/>
         </w:rPr>
         <w:t>8 Endbenutzertest</w:t>
       </w:r>
-      <w:bookmarkEnd w:id="13"/>
+      <w:bookmarkEnd w:id="12"/>
     </w:p>
     <w:p>
       <w:pPr>
@@ -8362,7 +7979,7 @@
           <w:lang w:val="de-DE"/>
         </w:rPr>
       </w:pPr>
-      <w:bookmarkStart w:id="14" w:name="_Toc231654885"/>
+      <w:bookmarkStart w:id="13" w:name="_Toc231668496"/>
       <w:r>
         <w:rPr>
           <w:color w:val="1F4E79"/>
@@ -8387,7 +8004,7 @@
         </w:rPr>
         <w:t xml:space="preserve"> und Code-Dokumentation</w:t>
       </w:r>
-      <w:bookmarkEnd w:id="14"/>
+      <w:bookmarkEnd w:id="13"/>
     </w:p>
     <w:p>
       <w:pPr>
@@ -8690,7 +8307,7 @@
           <w:lang w:val="de-DE"/>
         </w:rPr>
       </w:pPr>
-      <w:bookmarkStart w:id="15" w:name="_Toc231654886"/>
+      <w:bookmarkStart w:id="14" w:name="_Toc231668497"/>
       <w:r>
         <w:rPr>
           <w:color w:val="1F4E79"/>
@@ -8714,7 +8331,7 @@
         </w:rPr>
         <w:t>-HTML-Seiten</w:t>
       </w:r>
-      <w:bookmarkEnd w:id="15"/>
+      <w:bookmarkEnd w:id="14"/>
     </w:p>
     <w:tbl>
       <w:tblPr>
@@ -9004,7 +8621,7 @@
       <w:pPr>
         <w:pStyle w:val="berschrift1"/>
       </w:pPr>
-      <w:bookmarkStart w:id="16" w:name="_Toc231654887"/>
+      <w:bookmarkStart w:id="15" w:name="_Toc231668498"/>
       <w:r>
         <w:rPr>
           <w:color w:val="1F4E79"/>
@@ -9032,7 +8649,7 @@
         </w:rPr>
         <w:t>Präsentation</w:t>
       </w:r>
-      <w:bookmarkEnd w:id="16"/>
+      <w:bookmarkEnd w:id="15"/>
       <w:proofErr w:type="spellEnd"/>
     </w:p>
     <w:tbl>
@@ -9306,7 +8923,7 @@
       <w:pPr>
         <w:pStyle w:val="berschrift1"/>
       </w:pPr>
-      <w:bookmarkStart w:id="17" w:name="_Toc231654888"/>
+      <w:bookmarkStart w:id="16" w:name="_Toc231668499"/>
       <w:r>
         <w:rPr>
           <w:color w:val="1F4E79"/>
@@ -9334,7 +8951,7 @@
         </w:rPr>
         <w:t>Dozenten</w:t>
       </w:r>
-      <w:bookmarkEnd w:id="17"/>
+      <w:bookmarkEnd w:id="16"/>
       <w:proofErr w:type="spellEnd"/>
     </w:p>
     <w:tbl>
@@ -9950,7 +9567,7 @@
       <w:pPr>
         <w:pStyle w:val="berschrift1"/>
       </w:pPr>
-      <w:bookmarkStart w:id="18" w:name="_Toc231654889"/>
+      <w:bookmarkStart w:id="17" w:name="_Toc231668500"/>
       <w:r>
         <w:rPr>
           <w:color w:val="1F4E79"/>
@@ -9965,7 +9582,7 @@
         </w:rPr>
         <w:t>Arbeitsprotokoll</w:t>
       </w:r>
-      <w:bookmarkEnd w:id="18"/>
+      <w:bookmarkEnd w:id="17"/>
       <w:proofErr w:type="spellEnd"/>
     </w:p>
     <w:tbl>
@@ -10772,7 +10389,7 @@
       <w:pPr>
         <w:pStyle w:val="berschrift1"/>
       </w:pPr>
-      <w:bookmarkStart w:id="19" w:name="_Toc231654890"/>
+      <w:bookmarkStart w:id="18" w:name="_Toc231668501"/>
       <w:r>
         <w:rPr>
           <w:color w:val="1F4E79"/>
@@ -10800,7 +10417,7 @@
         </w:rPr>
         <w:t>Referenzen</w:t>
       </w:r>
-      <w:bookmarkEnd w:id="19"/>
+      <w:bookmarkEnd w:id="18"/>
       <w:proofErr w:type="spellEnd"/>
     </w:p>
     <w:tbl>
@@ -11327,11 +10944,6 @@
         <w:sz w:val="16"/>
       </w:rPr>
       <w:tab/>
-    </w:r>
-    <w:r>
-      <w:rPr>
-        <w:sz w:val="16"/>
-      </w:rPr>
       <w:t xml:space="preserve">Aufgabe 5 </w:t>
     </w:r>
     <w:r>
@@ -12271,7 +11883,6 @@
   <w:style w:type="character" w:default="1" w:styleId="Absatz-Standardschriftart">
     <w:name w:val="Default Paragraph Font"/>
     <w:uiPriority w:val="1"/>
-    <w:semiHidden/>
     <w:unhideWhenUsed/>
   </w:style>
   <w:style w:type="table" w:default="1" w:styleId="NormaleTabelle">
@@ -23054,8 +22665,11 @@
     <w:autoRedefine/>
     <w:uiPriority w:val="39"/>
     <w:unhideWhenUsed/>
-    <w:rsid w:val="00A25B75"/>
+    <w:rsid w:val="00B7428C"/>
     <w:pPr>
+      <w:tabs>
+        <w:tab w:val="right" w:leader="dot" w:pos="10196"/>
+      </w:tabs>
       <w:spacing w:after="100"/>
     </w:pPr>
   </w:style>
@@ -23081,6 +22695,19 @@
     <w:rPr>
       <w:color w:val="0000FF" w:themeColor="hyperlink"/>
       <w:u w:val="single"/>
+    </w:rPr>
+  </w:style>
+  <w:style w:type="paragraph" w:styleId="StandardWeb">
+    <w:name w:val="Normal (Web)"/>
+    <w:basedOn w:val="Standard"/>
+    <w:uiPriority w:val="99"/>
+    <w:semiHidden/>
+    <w:unhideWhenUsed/>
+    <w:rsid w:val="008315E0"/>
+    <w:rPr>
+      <w:rFonts w:ascii="Times New Roman" w:hAnsi="Times New Roman" w:cs="Times New Roman"/>
+      <w:sz w:val="24"/>
+      <w:szCs w:val="24"/>
     </w:rPr>
   </w:style>
 </w:styles>

--- a/WerkstattPilot/02_dokumentation/aufgabe_5_implementation/werkstattpilot_aufgabe5_implementation.docx
+++ b/WerkstattPilot/02_dokumentation/aufgabe_5_implementation/werkstattpilot_aufgabe5_implementation.docx
@@ -136,8 +136,8 @@
         <w:tblLook w:val="04A0" w:firstRow="1" w:lastRow="0" w:firstColumn="1" w:lastColumn="0" w:noHBand="0" w:noVBand="1"/>
       </w:tblPr>
       <w:tblGrid>
-        <w:gridCol w:w="5123"/>
-        <w:gridCol w:w="5123"/>
+        <w:gridCol w:w="5096"/>
+        <w:gridCol w:w="5100"/>
       </w:tblGrid>
       <w:tr>
         <w:trPr>
@@ -547,9 +547,9 @@
         <w:tblLook w:val="04A0" w:firstRow="1" w:lastRow="0" w:firstColumn="1" w:lastColumn="0" w:noHBand="0" w:noVBand="1"/>
       </w:tblPr>
       <w:tblGrid>
-        <w:gridCol w:w="1187"/>
-        <w:gridCol w:w="2977"/>
-        <w:gridCol w:w="6148"/>
+        <w:gridCol w:w="1171"/>
+        <w:gridCol w:w="2959"/>
+        <w:gridCol w:w="6066"/>
       </w:tblGrid>
       <w:tr>
         <w:trPr>
@@ -3368,12 +3368,108 @@
             <w:vAlign w:val="center"/>
           </w:tcPr>
           <w:p>
-            <w:r>
-              <w:rPr>
-                <w:rFonts w:ascii="Arial" w:hAnsi="Arial"/>
-                <w:sz w:val="16"/>
-              </w:rPr>
-              <w:t>Java-Prototyp, Tests, ConsoleClient, Javadoc und Präsentation.</w:t>
+            <w:pPr>
+              <w:rPr>
+                <w:lang w:val="fr-CH"/>
+              </w:rPr>
+            </w:pPr>
+            <w:r>
+              <w:rPr>
+                <w:rFonts w:ascii="Arial" w:hAnsi="Arial"/>
+                <w:sz w:val="16"/>
+                <w:lang w:val="fr-CH"/>
+              </w:rPr>
+              <w:t>Java-</w:t>
+            </w:r>
+            <w:proofErr w:type="spellStart"/>
+            <w:r>
+              <w:rPr>
+                <w:rFonts w:ascii="Arial" w:hAnsi="Arial"/>
+                <w:sz w:val="16"/>
+                <w:lang w:val="fr-CH"/>
+              </w:rPr>
+              <w:t>Prototyp</w:t>
+            </w:r>
+            <w:proofErr w:type="spellEnd"/>
+            <w:r>
+              <w:rPr>
+                <w:rFonts w:ascii="Arial" w:hAnsi="Arial"/>
+                <w:sz w:val="16"/>
+                <w:lang w:val="fr-CH"/>
+              </w:rPr>
+              <w:t xml:space="preserve">, Tests, </w:t>
+            </w:r>
+            <w:proofErr w:type="spellStart"/>
+            <w:r>
+              <w:rPr>
+                <w:rFonts w:ascii="Arial" w:hAnsi="Arial"/>
+                <w:sz w:val="16"/>
+                <w:lang w:val="fr-CH"/>
+              </w:rPr>
+              <w:t>ConsoleClient</w:t>
+            </w:r>
+            <w:proofErr w:type="spellEnd"/>
+            <w:r>
+              <w:rPr>
+                <w:rFonts w:ascii="Arial" w:hAnsi="Arial"/>
+                <w:sz w:val="16"/>
+                <w:lang w:val="fr-CH"/>
+              </w:rPr>
+              <w:t xml:space="preserve">, </w:t>
+            </w:r>
+            <w:proofErr w:type="spellStart"/>
+            <w:r>
+              <w:rPr>
+                <w:rFonts w:ascii="Arial" w:hAnsi="Arial"/>
+                <w:sz w:val="16"/>
+                <w:lang w:val="fr-CH"/>
+              </w:rPr>
+              <w:t>Javadoc</w:t>
+            </w:r>
+            <w:proofErr w:type="spellEnd"/>
+            <w:r>
+              <w:rPr>
+                <w:rFonts w:ascii="Arial" w:hAnsi="Arial"/>
+                <w:sz w:val="16"/>
+                <w:lang w:val="fr-CH"/>
+              </w:rPr>
+              <w:t xml:space="preserve"> </w:t>
+            </w:r>
+            <w:proofErr w:type="spellStart"/>
+            <w:r>
+              <w:rPr>
+                <w:rFonts w:ascii="Arial" w:hAnsi="Arial"/>
+                <w:sz w:val="16"/>
+                <w:lang w:val="fr-CH"/>
+              </w:rPr>
+              <w:t>und</w:t>
+            </w:r>
+            <w:proofErr w:type="spellEnd"/>
+            <w:r>
+              <w:rPr>
+                <w:rFonts w:ascii="Arial" w:hAnsi="Arial"/>
+                <w:sz w:val="16"/>
+                <w:lang w:val="fr-CH"/>
+              </w:rPr>
+              <w:t xml:space="preserve"> </w:t>
+            </w:r>
+            <w:proofErr w:type="spellStart"/>
+            <w:r>
+              <w:rPr>
+                <w:rFonts w:ascii="Arial" w:hAnsi="Arial"/>
+                <w:sz w:val="16"/>
+                <w:lang w:val="fr-CH"/>
+              </w:rPr>
+              <w:t>Präsentation</w:t>
+            </w:r>
+            <w:proofErr w:type="spellEnd"/>
+            <w:r>
+              <w:rPr>
+                <w:rFonts w:ascii="Arial" w:hAnsi="Arial"/>
+                <w:sz w:val="16"/>
+                <w:lang w:val="fr-CH"/>
+              </w:rPr>
+              <w:t>.</w:t>
             </w:r>
           </w:p>
         </w:tc>
@@ -6109,8 +6205,8 @@
         <w:tblLook w:val="04A0" w:firstRow="1" w:lastRow="0" w:firstColumn="1" w:lastColumn="0" w:noHBand="0" w:noVBand="1"/>
       </w:tblPr>
       <w:tblGrid>
-        <w:gridCol w:w="3989"/>
-        <w:gridCol w:w="6257"/>
+        <w:gridCol w:w="3974"/>
+        <w:gridCol w:w="6222"/>
       </w:tblGrid>
       <w:tr>
         <w:trPr>
@@ -6835,8 +6931,8 @@
         <w:tblLook w:val="04A0" w:firstRow="1" w:lastRow="0" w:firstColumn="1" w:lastColumn="0" w:noHBand="0" w:noVBand="1"/>
       </w:tblPr>
       <w:tblGrid>
-        <w:gridCol w:w="3132"/>
-        <w:gridCol w:w="7100"/>
+        <w:gridCol w:w="3124"/>
+        <w:gridCol w:w="7072"/>
       </w:tblGrid>
       <w:tr>
         <w:trPr>
@@ -7082,8 +7178,8 @@
         <w:tblLook w:val="04A0" w:firstRow="1" w:lastRow="0" w:firstColumn="1" w:lastColumn="0" w:noHBand="0" w:noVBand="1"/>
       </w:tblPr>
       <w:tblGrid>
-        <w:gridCol w:w="2059"/>
-        <w:gridCol w:w="8187"/>
+        <w:gridCol w:w="2057"/>
+        <w:gridCol w:w="8139"/>
       </w:tblGrid>
       <w:tr>
         <w:trPr>
@@ -7398,11 +7494,15 @@
     <w:p>
       <w:pPr>
         <w:pStyle w:val="berschrift1"/>
+        <w:rPr>
+          <w:lang w:val="de-CH"/>
+        </w:rPr>
       </w:pPr>
       <w:bookmarkStart w:id="12" w:name="_Toc231668495"/>
       <w:r>
         <w:rPr>
           <w:color w:val="1F4E79"/>
+          <w:lang w:val="de-CH"/>
         </w:rPr>
         <w:t>8 Endbenutzertest</w:t>
       </w:r>
@@ -8962,10 +9062,10 @@
         <w:tblLook w:val="04A0" w:firstRow="1" w:lastRow="0" w:firstColumn="1" w:lastColumn="0" w:noHBand="0" w:noVBand="1"/>
       </w:tblPr>
       <w:tblGrid>
-        <w:gridCol w:w="2596"/>
-        <w:gridCol w:w="2596"/>
-        <w:gridCol w:w="2596"/>
-        <w:gridCol w:w="2596"/>
+        <w:gridCol w:w="2544"/>
+        <w:gridCol w:w="2552"/>
+        <w:gridCol w:w="2551"/>
+        <w:gridCol w:w="2549"/>
       </w:tblGrid>
       <w:tr>
         <w:trPr>
@@ -9566,6 +9666,9 @@
     <w:p>
       <w:pPr>
         <w:pStyle w:val="berschrift1"/>
+        <w:rPr>
+          <w:color w:val="1F4E79"/>
+        </w:rPr>
       </w:pPr>
       <w:bookmarkStart w:id="17" w:name="_Toc231668500"/>
       <w:r>
@@ -9585,806 +9688,41 @@
       <w:bookmarkEnd w:id="17"/>
       <w:proofErr w:type="spellEnd"/>
     </w:p>
-    <w:tbl>
-      <w:tblPr>
-        <w:tblStyle w:val="Tabellenraster"/>
-        <w:tblW w:w="10460" w:type="dxa"/>
-        <w:jc w:val="center"/>
-        <w:tblLook w:val="04A0" w:firstRow="1" w:lastRow="0" w:firstColumn="1" w:lastColumn="0" w:noHBand="0" w:noVBand="1"/>
-      </w:tblPr>
-      <w:tblGrid>
-        <w:gridCol w:w="2092"/>
-        <w:gridCol w:w="1296"/>
-        <w:gridCol w:w="2888"/>
-        <w:gridCol w:w="3207"/>
-        <w:gridCol w:w="977"/>
-      </w:tblGrid>
-      <w:tr>
-        <w:trPr>
-          <w:trHeight w:val="360"/>
-          <w:jc w:val="center"/>
-        </w:trPr>
-        <w:tc>
-          <w:tcPr>
-            <w:tcW w:w="2092" w:type="dxa"/>
-            <w:shd w:val="clear" w:color="auto" w:fill="1F4E79"/>
-            <w:vAlign w:val="center"/>
-          </w:tcPr>
-          <w:p>
-            <w:pPr>
-              <w:rPr>
-                <w:sz w:val="16"/>
-                <w:szCs w:val="16"/>
-              </w:rPr>
-            </w:pPr>
-            <w:r>
-              <w:rPr>
-                <w:rFonts w:ascii="Arial" w:hAnsi="Arial"/>
-                <w:b/>
-                <w:color w:val="FFFFFF"/>
-                <w:sz w:val="16"/>
-                <w:szCs w:val="16"/>
-              </w:rPr>
-              <w:t>Datum</w:t>
-            </w:r>
-          </w:p>
-        </w:tc>
-        <w:tc>
-          <w:tcPr>
-            <w:tcW w:w="1296" w:type="dxa"/>
-            <w:shd w:val="clear" w:color="auto" w:fill="1F4E79"/>
-            <w:vAlign w:val="center"/>
-          </w:tcPr>
-          <w:p>
-            <w:pPr>
-              <w:rPr>
-                <w:sz w:val="16"/>
-                <w:szCs w:val="16"/>
-              </w:rPr>
-            </w:pPr>
-            <w:r>
-              <w:rPr>
-                <w:rFonts w:ascii="Arial" w:hAnsi="Arial"/>
-                <w:b/>
-                <w:color w:val="FFFFFF"/>
-                <w:sz w:val="16"/>
-                <w:szCs w:val="16"/>
-              </w:rPr>
-              <w:t>Beteiligte</w:t>
-            </w:r>
-          </w:p>
-        </w:tc>
-        <w:tc>
-          <w:tcPr>
-            <w:tcW w:w="2888" w:type="dxa"/>
-            <w:shd w:val="clear" w:color="auto" w:fill="1F4E79"/>
-            <w:vAlign w:val="center"/>
-          </w:tcPr>
-          <w:p>
-            <w:pPr>
-              <w:rPr>
-                <w:sz w:val="16"/>
-                <w:szCs w:val="16"/>
-              </w:rPr>
-            </w:pPr>
-            <w:r>
-              <w:rPr>
-                <w:rFonts w:ascii="Arial" w:hAnsi="Arial"/>
-                <w:b/>
-                <w:color w:val="FFFFFF"/>
-                <w:sz w:val="16"/>
-                <w:szCs w:val="16"/>
-              </w:rPr>
-              <w:t>Tätigkeit</w:t>
-            </w:r>
-          </w:p>
-        </w:tc>
-        <w:tc>
-          <w:tcPr>
-            <w:tcW w:w="3207" w:type="dxa"/>
-            <w:shd w:val="clear" w:color="auto" w:fill="1F4E79"/>
-            <w:vAlign w:val="center"/>
-          </w:tcPr>
-          <w:p>
-            <w:pPr>
-              <w:rPr>
-                <w:sz w:val="16"/>
-                <w:szCs w:val="16"/>
-              </w:rPr>
-            </w:pPr>
-            <w:r>
-              <w:rPr>
-                <w:rFonts w:ascii="Arial" w:hAnsi="Arial"/>
-                <w:b/>
-                <w:color w:val="FFFFFF"/>
-                <w:sz w:val="16"/>
-                <w:szCs w:val="16"/>
-              </w:rPr>
-              <w:t>Ergebnis</w:t>
-            </w:r>
-          </w:p>
-        </w:tc>
-        <w:tc>
-          <w:tcPr>
-            <w:tcW w:w="977" w:type="dxa"/>
-            <w:shd w:val="clear" w:color="auto" w:fill="1F4E79"/>
-            <w:vAlign w:val="center"/>
-          </w:tcPr>
-          <w:p>
-            <w:pPr>
-              <w:rPr>
-                <w:sz w:val="16"/>
-                <w:szCs w:val="16"/>
-              </w:rPr>
-            </w:pPr>
-            <w:r>
-              <w:rPr>
-                <w:rFonts w:ascii="Arial" w:hAnsi="Arial"/>
-                <w:b/>
-                <w:color w:val="FFFFFF"/>
-                <w:sz w:val="16"/>
-                <w:szCs w:val="16"/>
-              </w:rPr>
-              <w:t>Status</w:t>
-            </w:r>
-          </w:p>
-        </w:tc>
-      </w:tr>
-      <w:tr>
-        <w:trPr>
-          <w:trHeight w:val="628"/>
-          <w:jc w:val="center"/>
-        </w:trPr>
-        <w:tc>
-          <w:tcPr>
-            <w:tcW w:w="2092" w:type="dxa"/>
-            <w:shd w:val="clear" w:color="auto" w:fill="EAF3F8"/>
-            <w:vAlign w:val="center"/>
-          </w:tcPr>
-          <w:p>
-            <w:pPr>
-              <w:rPr>
-                <w:sz w:val="16"/>
-                <w:szCs w:val="16"/>
-              </w:rPr>
-            </w:pPr>
-            <w:r>
-              <w:rPr>
-                <w:rFonts w:ascii="Arial" w:hAnsi="Arial"/>
-                <w:sz w:val="16"/>
-                <w:szCs w:val="16"/>
-              </w:rPr>
-              <w:t>05.06.2026</w:t>
-            </w:r>
-          </w:p>
-        </w:tc>
-        <w:tc>
-          <w:tcPr>
-            <w:tcW w:w="1296" w:type="dxa"/>
-            <w:shd w:val="clear" w:color="auto" w:fill="EAF3F8"/>
-            <w:vAlign w:val="center"/>
-          </w:tcPr>
-          <w:p>
-            <w:pPr>
-              <w:rPr>
-                <w:sz w:val="16"/>
-                <w:szCs w:val="16"/>
-              </w:rPr>
-            </w:pPr>
-            <w:r>
-              <w:rPr>
-                <w:rFonts w:ascii="Arial" w:hAnsi="Arial"/>
-                <w:sz w:val="16"/>
-                <w:szCs w:val="16"/>
-              </w:rPr>
-              <w:t>Livio Luna</w:t>
-            </w:r>
-          </w:p>
-        </w:tc>
-        <w:tc>
-          <w:tcPr>
-            <w:tcW w:w="2888" w:type="dxa"/>
-            <w:shd w:val="clear" w:color="auto" w:fill="EAF3F8"/>
-            <w:vAlign w:val="center"/>
-          </w:tcPr>
-          <w:p>
-            <w:pPr>
-              <w:rPr>
-                <w:sz w:val="16"/>
-                <w:szCs w:val="16"/>
-              </w:rPr>
-            </w:pPr>
-            <w:r>
-              <w:rPr>
-                <w:rFonts w:ascii="Arial" w:hAnsi="Arial"/>
-                <w:sz w:val="16"/>
-                <w:szCs w:val="16"/>
-              </w:rPr>
-              <w:t>Umfang festgelegt</w:t>
-            </w:r>
-          </w:p>
-        </w:tc>
-        <w:tc>
-          <w:tcPr>
-            <w:tcW w:w="3207" w:type="dxa"/>
-            <w:shd w:val="clear" w:color="auto" w:fill="EAF3F8"/>
-            <w:vAlign w:val="center"/>
-          </w:tcPr>
-          <w:p>
-            <w:pPr>
-              <w:rPr>
-                <w:sz w:val="16"/>
-                <w:szCs w:val="16"/>
-                <w:lang w:val="de-DE"/>
-              </w:rPr>
-            </w:pPr>
-            <w:r>
-              <w:rPr>
-                <w:rFonts w:ascii="Arial" w:hAnsi="Arial"/>
-                <w:sz w:val="16"/>
-                <w:szCs w:val="16"/>
-                <w:lang w:val="de-DE"/>
-              </w:rPr>
-              <w:t>Auftrag und zwei Attribute gewählt.</w:t>
-            </w:r>
-          </w:p>
-        </w:tc>
-        <w:tc>
-          <w:tcPr>
-            <w:tcW w:w="977" w:type="dxa"/>
-            <w:shd w:val="clear" w:color="auto" w:fill="EAF3F8"/>
-            <w:vAlign w:val="center"/>
-          </w:tcPr>
-          <w:p>
-            <w:pPr>
-              <w:rPr>
-                <w:sz w:val="16"/>
-                <w:szCs w:val="16"/>
-              </w:rPr>
-            </w:pPr>
-            <w:proofErr w:type="spellStart"/>
-            <w:r>
-              <w:rPr>
-                <w:rFonts w:ascii="Arial" w:hAnsi="Arial"/>
-                <w:sz w:val="16"/>
-                <w:szCs w:val="16"/>
-              </w:rPr>
-              <w:t>erledigt</w:t>
-            </w:r>
-            <w:proofErr w:type="spellEnd"/>
-          </w:p>
-        </w:tc>
-      </w:tr>
-      <w:tr>
-        <w:trPr>
-          <w:trHeight w:val="596"/>
-          <w:jc w:val="center"/>
-        </w:trPr>
-        <w:tc>
-          <w:tcPr>
-            <w:tcW w:w="2092" w:type="dxa"/>
-            <w:vAlign w:val="center"/>
-          </w:tcPr>
-          <w:p>
-            <w:pPr>
-              <w:rPr>
-                <w:sz w:val="16"/>
-                <w:szCs w:val="16"/>
-              </w:rPr>
-            </w:pPr>
-            <w:r>
-              <w:rPr>
-                <w:rFonts w:ascii="Arial" w:hAnsi="Arial"/>
-                <w:sz w:val="16"/>
-                <w:szCs w:val="16"/>
-              </w:rPr>
-              <w:t>05.06.2026</w:t>
-            </w:r>
-          </w:p>
-        </w:tc>
-        <w:tc>
-          <w:tcPr>
-            <w:tcW w:w="1296" w:type="dxa"/>
-            <w:vAlign w:val="center"/>
-          </w:tcPr>
-          <w:p>
-            <w:pPr>
-              <w:rPr>
-                <w:sz w:val="16"/>
-                <w:szCs w:val="16"/>
-              </w:rPr>
-            </w:pPr>
-            <w:r>
-              <w:rPr>
-                <w:rFonts w:ascii="Arial" w:hAnsi="Arial"/>
-                <w:sz w:val="16"/>
-                <w:szCs w:val="16"/>
-              </w:rPr>
-              <w:t>Livio Luna</w:t>
-            </w:r>
-          </w:p>
-        </w:tc>
-        <w:tc>
-          <w:tcPr>
-            <w:tcW w:w="2888" w:type="dxa"/>
-            <w:vAlign w:val="center"/>
-          </w:tcPr>
-          <w:p>
-            <w:pPr>
-              <w:rPr>
-                <w:sz w:val="16"/>
-                <w:szCs w:val="16"/>
-              </w:rPr>
-            </w:pPr>
-            <w:r>
-              <w:rPr>
-                <w:rFonts w:ascii="Arial" w:hAnsi="Arial"/>
-                <w:sz w:val="16"/>
-                <w:szCs w:val="16"/>
-              </w:rPr>
-              <w:t>Java-Projekt vereinfacht</w:t>
-            </w:r>
-          </w:p>
-        </w:tc>
-        <w:tc>
-          <w:tcPr>
-            <w:tcW w:w="3207" w:type="dxa"/>
-            <w:vAlign w:val="center"/>
-          </w:tcPr>
-          <w:p>
-            <w:pPr>
-              <w:rPr>
-                <w:sz w:val="16"/>
-                <w:szCs w:val="16"/>
-                <w:lang w:val="de-DE"/>
-              </w:rPr>
-            </w:pPr>
-            <w:r>
-              <w:rPr>
-                <w:rFonts w:ascii="Arial" w:hAnsi="Arial"/>
-                <w:sz w:val="16"/>
-                <w:szCs w:val="16"/>
-                <w:lang w:val="de-DE"/>
-              </w:rPr>
-              <w:t xml:space="preserve">Kein Maven, kein </w:t>
-            </w:r>
-            <w:proofErr w:type="spellStart"/>
-            <w:r>
-              <w:rPr>
-                <w:rFonts w:ascii="Arial" w:hAnsi="Arial"/>
-                <w:sz w:val="16"/>
-                <w:szCs w:val="16"/>
-                <w:lang w:val="de-DE"/>
-              </w:rPr>
-              <w:t>JUnit</w:t>
-            </w:r>
-            <w:proofErr w:type="spellEnd"/>
-            <w:r>
-              <w:rPr>
-                <w:rFonts w:ascii="Arial" w:hAnsi="Arial"/>
-                <w:sz w:val="16"/>
-                <w:szCs w:val="16"/>
-                <w:lang w:val="de-DE"/>
-              </w:rPr>
-              <w:t>, keine echte DB.</w:t>
-            </w:r>
-          </w:p>
-        </w:tc>
-        <w:tc>
-          <w:tcPr>
-            <w:tcW w:w="977" w:type="dxa"/>
-            <w:vAlign w:val="center"/>
-          </w:tcPr>
-          <w:p>
-            <w:pPr>
-              <w:rPr>
-                <w:sz w:val="16"/>
-                <w:szCs w:val="16"/>
-              </w:rPr>
-            </w:pPr>
-            <w:proofErr w:type="spellStart"/>
-            <w:r>
-              <w:rPr>
-                <w:rFonts w:ascii="Arial" w:hAnsi="Arial"/>
-                <w:sz w:val="16"/>
-                <w:szCs w:val="16"/>
-              </w:rPr>
-              <w:t>erledigt</w:t>
-            </w:r>
-            <w:proofErr w:type="spellEnd"/>
-          </w:p>
-        </w:tc>
-      </w:tr>
-      <w:tr>
-        <w:trPr>
-          <w:trHeight w:val="646"/>
-          <w:jc w:val="center"/>
-        </w:trPr>
-        <w:tc>
-          <w:tcPr>
-            <w:tcW w:w="2092" w:type="dxa"/>
-            <w:shd w:val="clear" w:color="auto" w:fill="EAF3F8"/>
-            <w:vAlign w:val="center"/>
-          </w:tcPr>
-          <w:p>
-            <w:pPr>
-              <w:rPr>
-                <w:sz w:val="16"/>
-                <w:szCs w:val="16"/>
-              </w:rPr>
-            </w:pPr>
-            <w:r>
-              <w:rPr>
-                <w:rFonts w:ascii="Arial" w:hAnsi="Arial"/>
-                <w:sz w:val="16"/>
-                <w:szCs w:val="16"/>
-              </w:rPr>
-              <w:t>05.06.2026</w:t>
-            </w:r>
-          </w:p>
-        </w:tc>
-        <w:tc>
-          <w:tcPr>
-            <w:tcW w:w="1296" w:type="dxa"/>
-            <w:shd w:val="clear" w:color="auto" w:fill="EAF3F8"/>
-            <w:vAlign w:val="center"/>
-          </w:tcPr>
-          <w:p>
-            <w:pPr>
-              <w:rPr>
-                <w:sz w:val="16"/>
-                <w:szCs w:val="16"/>
-              </w:rPr>
-            </w:pPr>
-            <w:r>
-              <w:rPr>
-                <w:rFonts w:ascii="Arial" w:hAnsi="Arial"/>
-                <w:sz w:val="16"/>
-                <w:szCs w:val="16"/>
-              </w:rPr>
-              <w:t>Livio Luna</w:t>
-            </w:r>
-          </w:p>
-        </w:tc>
-        <w:tc>
-          <w:tcPr>
-            <w:tcW w:w="2888" w:type="dxa"/>
-            <w:shd w:val="clear" w:color="auto" w:fill="EAF3F8"/>
-            <w:vAlign w:val="center"/>
-          </w:tcPr>
-          <w:p>
-            <w:pPr>
-              <w:rPr>
-                <w:sz w:val="16"/>
-                <w:szCs w:val="16"/>
-              </w:rPr>
-            </w:pPr>
-            <w:r>
-              <w:rPr>
-                <w:rFonts w:ascii="Arial" w:hAnsi="Arial"/>
-                <w:sz w:val="16"/>
-                <w:szCs w:val="16"/>
-              </w:rPr>
-              <w:t>Business und Persistence umgesetzt</w:t>
-            </w:r>
-          </w:p>
-        </w:tc>
-        <w:tc>
-          <w:tcPr>
-            <w:tcW w:w="3207" w:type="dxa"/>
-            <w:shd w:val="clear" w:color="auto" w:fill="EAF3F8"/>
-            <w:vAlign w:val="center"/>
-          </w:tcPr>
-          <w:p>
-            <w:pPr>
-              <w:rPr>
-                <w:sz w:val="16"/>
-                <w:szCs w:val="16"/>
-              </w:rPr>
-            </w:pPr>
-            <w:r>
-              <w:rPr>
-                <w:rFonts w:ascii="Arial" w:hAnsi="Arial"/>
-                <w:sz w:val="16"/>
-                <w:szCs w:val="16"/>
-              </w:rPr>
-              <w:t>Service, Repository, Mock-DB und Factories erstellt.</w:t>
-            </w:r>
-          </w:p>
-        </w:tc>
-        <w:tc>
-          <w:tcPr>
-            <w:tcW w:w="977" w:type="dxa"/>
-            <w:shd w:val="clear" w:color="auto" w:fill="EAF3F8"/>
-            <w:vAlign w:val="center"/>
-          </w:tcPr>
-          <w:p>
-            <w:pPr>
-              <w:rPr>
-                <w:sz w:val="16"/>
-                <w:szCs w:val="16"/>
-              </w:rPr>
-            </w:pPr>
-            <w:r>
-              <w:rPr>
-                <w:rFonts w:ascii="Arial" w:hAnsi="Arial"/>
-                <w:sz w:val="16"/>
-                <w:szCs w:val="16"/>
-              </w:rPr>
-              <w:t>erledigt</w:t>
-            </w:r>
-          </w:p>
-        </w:tc>
-      </w:tr>
-      <w:tr>
-        <w:trPr>
-          <w:trHeight w:val="654"/>
-          <w:jc w:val="center"/>
-        </w:trPr>
-        <w:tc>
-          <w:tcPr>
-            <w:tcW w:w="2092" w:type="dxa"/>
-            <w:vAlign w:val="center"/>
-          </w:tcPr>
-          <w:p>
-            <w:pPr>
-              <w:rPr>
-                <w:sz w:val="16"/>
-                <w:szCs w:val="16"/>
-              </w:rPr>
-            </w:pPr>
-            <w:r>
-              <w:rPr>
-                <w:rFonts w:ascii="Arial" w:hAnsi="Arial"/>
-                <w:sz w:val="16"/>
-                <w:szCs w:val="16"/>
-              </w:rPr>
-              <w:t>05.06.2026</w:t>
-            </w:r>
-          </w:p>
-        </w:tc>
-        <w:tc>
-          <w:tcPr>
-            <w:tcW w:w="1296" w:type="dxa"/>
-            <w:vAlign w:val="center"/>
-          </w:tcPr>
-          <w:p>
-            <w:pPr>
-              <w:rPr>
-                <w:sz w:val="16"/>
-                <w:szCs w:val="16"/>
-              </w:rPr>
-            </w:pPr>
-            <w:r>
-              <w:rPr>
-                <w:rFonts w:ascii="Arial" w:hAnsi="Arial"/>
-                <w:sz w:val="16"/>
-                <w:szCs w:val="16"/>
-              </w:rPr>
-              <w:t>Livio Luna</w:t>
-            </w:r>
-          </w:p>
-        </w:tc>
-        <w:tc>
-          <w:tcPr>
-            <w:tcW w:w="2888" w:type="dxa"/>
-            <w:vAlign w:val="center"/>
-          </w:tcPr>
-          <w:p>
-            <w:pPr>
-              <w:rPr>
-                <w:sz w:val="16"/>
-                <w:szCs w:val="16"/>
-              </w:rPr>
-            </w:pPr>
-            <w:r>
-              <w:rPr>
-                <w:rFonts w:ascii="Arial" w:hAnsi="Arial"/>
-                <w:sz w:val="16"/>
-                <w:szCs w:val="16"/>
-              </w:rPr>
-              <w:t>Tests ausgeführt</w:t>
-            </w:r>
-          </w:p>
-        </w:tc>
-        <w:tc>
-          <w:tcPr>
-            <w:tcW w:w="3207" w:type="dxa"/>
-            <w:vAlign w:val="center"/>
-          </w:tcPr>
-          <w:p>
-            <w:pPr>
-              <w:rPr>
-                <w:sz w:val="16"/>
-                <w:szCs w:val="16"/>
-              </w:rPr>
-            </w:pPr>
-            <w:r>
-              <w:rPr>
-                <w:rFonts w:ascii="Arial" w:hAnsi="Arial"/>
-                <w:sz w:val="16"/>
-                <w:szCs w:val="16"/>
-              </w:rPr>
-              <w:t>Business- und Persistence-Tests erfolgreich.</w:t>
-            </w:r>
-          </w:p>
-        </w:tc>
-        <w:tc>
-          <w:tcPr>
-            <w:tcW w:w="977" w:type="dxa"/>
-            <w:vAlign w:val="center"/>
-          </w:tcPr>
-          <w:p>
-            <w:pPr>
-              <w:rPr>
-                <w:sz w:val="16"/>
-                <w:szCs w:val="16"/>
-              </w:rPr>
-            </w:pPr>
-            <w:r>
-              <w:rPr>
-                <w:rFonts w:ascii="Arial" w:hAnsi="Arial"/>
-                <w:sz w:val="16"/>
-                <w:szCs w:val="16"/>
-              </w:rPr>
-              <w:t>erledigt</w:t>
-            </w:r>
-          </w:p>
-        </w:tc>
-      </w:tr>
-      <w:tr>
-        <w:trPr>
-          <w:trHeight w:val="608"/>
-          <w:jc w:val="center"/>
-        </w:trPr>
-        <w:tc>
-          <w:tcPr>
-            <w:tcW w:w="2092" w:type="dxa"/>
-            <w:shd w:val="clear" w:color="auto" w:fill="EAF3F8"/>
-            <w:vAlign w:val="center"/>
-          </w:tcPr>
-          <w:p>
-            <w:pPr>
-              <w:rPr>
-                <w:sz w:val="16"/>
-                <w:szCs w:val="16"/>
-              </w:rPr>
-            </w:pPr>
-            <w:r>
-              <w:rPr>
-                <w:rFonts w:ascii="Arial" w:hAnsi="Arial"/>
-                <w:sz w:val="16"/>
-                <w:szCs w:val="16"/>
-              </w:rPr>
-              <w:t>0</w:t>
-            </w:r>
-            <w:r>
-              <w:rPr>
-                <w:rFonts w:ascii="Arial" w:hAnsi="Arial"/>
-                <w:sz w:val="16"/>
-                <w:szCs w:val="16"/>
-              </w:rPr>
-              <w:t>6</w:t>
-            </w:r>
-            <w:r>
-              <w:rPr>
-                <w:rFonts w:ascii="Arial" w:hAnsi="Arial"/>
-                <w:sz w:val="16"/>
-                <w:szCs w:val="16"/>
-              </w:rPr>
-              <w:t>.06.2026</w:t>
-            </w:r>
-          </w:p>
-        </w:tc>
-        <w:tc>
-          <w:tcPr>
-            <w:tcW w:w="1296" w:type="dxa"/>
-            <w:shd w:val="clear" w:color="auto" w:fill="EAF3F8"/>
-            <w:vAlign w:val="center"/>
-          </w:tcPr>
-          <w:p>
-            <w:pPr>
-              <w:rPr>
-                <w:sz w:val="16"/>
-                <w:szCs w:val="16"/>
-              </w:rPr>
-            </w:pPr>
-            <w:r>
-              <w:rPr>
-                <w:rFonts w:ascii="Arial" w:hAnsi="Arial"/>
-                <w:sz w:val="16"/>
-                <w:szCs w:val="16"/>
-              </w:rPr>
-              <w:t>Arbeitsgruppe</w:t>
-            </w:r>
-          </w:p>
-        </w:tc>
-        <w:tc>
-          <w:tcPr>
-            <w:tcW w:w="2888" w:type="dxa"/>
-            <w:shd w:val="clear" w:color="auto" w:fill="EAF3F8"/>
-            <w:vAlign w:val="center"/>
-          </w:tcPr>
-          <w:p>
-            <w:pPr>
-              <w:rPr>
-                <w:sz w:val="16"/>
-                <w:szCs w:val="16"/>
-              </w:rPr>
-            </w:pPr>
-            <w:r>
-              <w:rPr>
-                <w:rFonts w:ascii="Arial" w:hAnsi="Arial"/>
-                <w:sz w:val="16"/>
-                <w:szCs w:val="16"/>
-              </w:rPr>
-              <w:t>Javadoc HTML erzeugen</w:t>
-            </w:r>
-          </w:p>
-        </w:tc>
-        <w:tc>
-          <w:tcPr>
-            <w:tcW w:w="3207" w:type="dxa"/>
-            <w:shd w:val="clear" w:color="auto" w:fill="EAF3F8"/>
-            <w:vAlign w:val="center"/>
-          </w:tcPr>
-          <w:p>
-            <w:pPr>
-              <w:rPr>
-                <w:sz w:val="16"/>
-                <w:szCs w:val="16"/>
-                <w:lang w:val="de-DE"/>
-              </w:rPr>
-            </w:pPr>
-            <w:proofErr w:type="spellStart"/>
-            <w:r>
-              <w:rPr>
-                <w:rFonts w:ascii="Arial" w:hAnsi="Arial"/>
-                <w:sz w:val="16"/>
-                <w:szCs w:val="16"/>
-                <w:lang w:val="de-DE"/>
-              </w:rPr>
-              <w:t>javadoc_html</w:t>
-            </w:r>
-            <w:proofErr w:type="spellEnd"/>
-            <w:r>
-              <w:rPr>
-                <w:rFonts w:ascii="Arial" w:hAnsi="Arial"/>
-                <w:sz w:val="16"/>
-                <w:szCs w:val="16"/>
-                <w:lang w:val="de-DE"/>
-              </w:rPr>
-              <w:t xml:space="preserve"> wird noch erstellt.</w:t>
-            </w:r>
-          </w:p>
-        </w:tc>
-        <w:tc>
-          <w:tcPr>
-            <w:tcW w:w="977" w:type="dxa"/>
-            <w:shd w:val="clear" w:color="auto" w:fill="EAF3F8"/>
-            <w:vAlign w:val="center"/>
-          </w:tcPr>
-          <w:p>
-            <w:pPr>
-              <w:rPr>
-                <w:sz w:val="16"/>
-                <w:szCs w:val="16"/>
-              </w:rPr>
-            </w:pPr>
-            <w:proofErr w:type="spellStart"/>
-            <w:r>
-              <w:rPr>
-                <w:rFonts w:ascii="Arial" w:hAnsi="Arial"/>
-                <w:sz w:val="16"/>
-                <w:szCs w:val="16"/>
-              </w:rPr>
-              <w:t>erledigt</w:t>
-            </w:r>
-            <w:proofErr w:type="spellEnd"/>
-          </w:p>
-        </w:tc>
-      </w:tr>
-    </w:tbl>
+    <w:p>
+      <w:pPr>
+        <w:rPr>
+          <w:lang w:val="de-CH"/>
+        </w:rPr>
+      </w:pPr>
+      <w:r>
+        <w:rPr>
+          <w:lang w:val="de-CH"/>
+        </w:rPr>
+        <w:t xml:space="preserve">Das Arbeitsprotokoll wird kontinuierlich gepflegt und befindet sich in der </w:t>
+      </w:r>
+      <w:proofErr w:type="spellStart"/>
+      <w:r>
+        <w:rPr>
+          <w:lang w:val="de-CH"/>
+        </w:rPr>
+        <w:t>Git</w:t>
+      </w:r>
+      <w:proofErr w:type="spellEnd"/>
+      <w:r>
+        <w:rPr>
+          <w:lang w:val="de-CH"/>
+        </w:rPr>
+        <w:t xml:space="preserve">-Repository-Struktur unter dem Pfad: </w:t>
+      </w:r>
+      <w:r>
+        <w:rPr>
+          <w:b/>
+          <w:bCs/>
+          <w:lang w:val="de-CH"/>
+        </w:rPr>
+        <w:t>HF_Juventus_SoftwareEntwicklung_WerkstattPilot/WerkstattPilot/02_dokumentation/arbeitsgruppe3-arbeitsprotokoll.xlsx.</w:t>
+      </w:r>
+    </w:p>
     <w:p>
       <w:pPr>
         <w:pStyle w:val="berschrift1"/>
@@ -10428,8 +9766,8 @@
         <w:tblLook w:val="04A0" w:firstRow="1" w:lastRow="0" w:firstColumn="1" w:lastColumn="0" w:noHBand="0" w:noVBand="1"/>
       </w:tblPr>
       <w:tblGrid>
-        <w:gridCol w:w="5211"/>
-        <w:gridCol w:w="5211"/>
+        <w:gridCol w:w="5098"/>
+        <w:gridCol w:w="5098"/>
       </w:tblGrid>
       <w:tr>
         <w:trPr>
@@ -11883,6 +11221,7 @@
   <w:style w:type="character" w:default="1" w:styleId="Absatz-Standardschriftart">
     <w:name w:val="Default Paragraph Font"/>
     <w:uiPriority w:val="1"/>
+    <w:semiHidden/>
     <w:unhideWhenUsed/>
   </w:style>
   <w:style w:type="table" w:default="1" w:styleId="NormaleTabelle">
